--- a/CV.docx
+++ b/CV.docx
@@ -5293,31 +5293,7 @@
                   <w:szCs w:val="21"/>
                   <w:u w:val="none"/>
                 </w:rPr>
-                <w:t>What Do We Measure? Advancing the Clinical Interpretability of Wearable Mobility Biomarkers in Older Canadians with Parkinson's D</w:t>
-              </w:r>
-              <w:r>
-                <w:rPr>
-                  <w:rStyle w:val="Hyperlink"/>
-                  <w:rFonts w:ascii="Garamond" w:hAnsi="Garamond" w:cstheme="minorBidi"/>
-                  <w:i/>
-                  <w:iCs/>
-                  <w:sz w:val="22"/>
-                  <w:szCs w:val="21"/>
-                  <w:u w:val="none"/>
-                </w:rPr>
-                <w:t>i</w:t>
-              </w:r>
-              <w:r>
-                <w:rPr>
-                  <w:rStyle w:val="Hyperlink"/>
-                  <w:rFonts w:ascii="Garamond" w:hAnsi="Garamond" w:cstheme="minorBidi"/>
-                  <w:i/>
-                  <w:iCs/>
-                  <w:sz w:val="22"/>
-                  <w:szCs w:val="21"/>
-                  <w:u w:val="none"/>
-                </w:rPr>
-                <w:t>sease</w:t>
+                <w:t>What Do We Measure? Advancing the Clinical Interpretability of Wearable Mobility Biomarkers in Older Canadians with Parkinson's Disease</w:t>
               </w:r>
             </w:hyperlink>
             <w:r>
@@ -11788,6 +11764,7 @@
                 <w:rFonts w:ascii="Garamond" w:hAnsi="Garamond"/>
                 <w:sz w:val="22"/>
                 <w:szCs w:val="21"/>
+                <w:lang w:val="fr-CA"/>
               </w:rPr>
               <w:t xml:space="preserve">I. Sierra, S. Perfetto, A. Potvin-Desrochers, </w:t>
             </w:r>
@@ -11798,6 +11775,7 @@
                 <w:bCs/>
                 <w:sz w:val="22"/>
                 <w:szCs w:val="21"/>
+                <w:lang w:val="fr-CA"/>
               </w:rPr>
               <w:t>C.E. Mvomo</w:t>
             </w:r>
@@ -11806,8 +11784,37 @@
                 <w:rFonts w:ascii="Garamond" w:hAnsi="Garamond"/>
                 <w:sz w:val="22"/>
                 <w:szCs w:val="21"/>
-              </w:rPr>
-              <w:t>, J.S.N. Bedime, H. Lajeunesse, F. Parent-L’Ecuyer, and C. Paquette. “</w:t>
+                <w:lang w:val="fr-CA"/>
+              </w:rPr>
+              <w:t>, J.S.N. Bedime, H. Lajeunesse, F. Parent-</w:t>
+            </w:r>
+            <w:proofErr w:type="spellStart"/>
+            <w:r>
+              <w:rPr>
+                <w:rFonts w:ascii="Garamond" w:hAnsi="Garamond"/>
+                <w:sz w:val="22"/>
+                <w:szCs w:val="21"/>
+                <w:lang w:val="fr-CA"/>
+              </w:rPr>
+              <w:t>L’Ecuyer</w:t>
+            </w:r>
+            <w:proofErr w:type="spellEnd"/>
+            <w:r>
+              <w:rPr>
+                <w:rFonts w:ascii="Garamond" w:hAnsi="Garamond"/>
+                <w:sz w:val="22"/>
+                <w:szCs w:val="21"/>
+                <w:lang w:val="fr-CA"/>
+              </w:rPr>
+              <w:t xml:space="preserve">, and C. Paquette. </w:t>
+            </w:r>
+            <w:r>
+              <w:rPr>
+                <w:rFonts w:ascii="Garamond" w:hAnsi="Garamond"/>
+                <w:sz w:val="22"/>
+                <w:szCs w:val="21"/>
+              </w:rPr>
+              <w:t>“</w:t>
             </w:r>
             <w:hyperlink r:id="rId59" w:history="1">
               <w:r>
@@ -12539,6 +12546,7 @@
                 <w:rFonts w:ascii="Garamond" w:hAnsi="Garamond"/>
                 <w:sz w:val="22"/>
                 <w:szCs w:val="21"/>
+                <w:lang w:val="fr-CA"/>
               </w:rPr>
               <w:t xml:space="preserve">J.S.N. Bedime, </w:t>
             </w:r>
@@ -12549,6 +12557,7 @@
                 <w:bCs/>
                 <w:sz w:val="22"/>
                 <w:szCs w:val="21"/>
+                <w:lang w:val="fr-CA"/>
               </w:rPr>
               <w:t>C.E. Mvomo</w:t>
             </w:r>
@@ -12557,8 +12566,17 @@
                 <w:rFonts w:ascii="Garamond" w:hAnsi="Garamond"/>
                 <w:sz w:val="22"/>
                 <w:szCs w:val="21"/>
-              </w:rPr>
-              <w:t>, S. Perfetto, I. Sierra, H. Lajeunesse, JP. Soucy, A. Potvin-Desrochers, M. Sharp, A. Rochette, A. Parent, and C. Paquette</w:t>
+                <w:lang w:val="fr-CA"/>
+              </w:rPr>
+              <w:t xml:space="preserve">, S. Perfetto, I. Sierra, H. Lajeunesse, JP. </w:t>
+            </w:r>
+            <w:r>
+              <w:rPr>
+                <w:rFonts w:ascii="Garamond" w:hAnsi="Garamond"/>
+                <w:sz w:val="22"/>
+                <w:szCs w:val="21"/>
+              </w:rPr>
+              <w:t>Soucy, A. Potvin-Desrochers, M. Sharp, A. Rochette, A. Parent, and C. Paquette</w:t>
             </w:r>
             <w:r>
               <w:rPr>
@@ -15024,8 +15042,9 @@
         <w:tblLook w:val="04A0" w:firstRow="1" w:lastRow="0" w:firstColumn="1" w:lastColumn="0" w:noHBand="0" w:noVBand="1"/>
       </w:tblPr>
       <w:tblGrid>
-        <w:gridCol w:w="1809"/>
-        <w:gridCol w:w="8379"/>
+        <w:gridCol w:w="1291"/>
+        <w:gridCol w:w="7322"/>
+        <w:gridCol w:w="1575"/>
       </w:tblGrid>
       <w:tr>
         <w:trPr>
@@ -15033,7 +15052,7 @@
         </w:trPr>
         <w:tc>
           <w:tcPr>
-            <w:tcW w:w="1809" w:type="dxa"/>
+            <w:tcW w:w="1291" w:type="dxa"/>
             <w:tcBorders>
               <w:right w:val="single" w:sz="12" w:space="0" w:color="A6A6A6" w:themeColor="background1" w:themeShade="A6"/>
             </w:tcBorders>
@@ -15054,15 +15073,7 @@
                 <w:sz w:val="22"/>
                 <w:szCs w:val="21"/>
               </w:rPr>
-              <w:t>202</w:t>
-            </w:r>
-            <w:r>
-              <w:rPr>
-                <w:rFonts w:ascii="Garamond" w:hAnsi="Garamond"/>
-                <w:sz w:val="22"/>
-                <w:szCs w:val="21"/>
-              </w:rPr>
-              <w:t>6</w:t>
+              <w:t>2026</w:t>
             </w:r>
           </w:p>
           <w:p>
@@ -15075,11 +15086,38 @@
                 <w:szCs w:val="21"/>
               </w:rPr>
             </w:pPr>
-          </w:p>
-        </w:tc>
-        <w:tc>
-          <w:tcPr>
-            <w:tcW w:w="8379" w:type="dxa"/>
+            <w:r>
+              <w:rPr>
+                <w:rFonts w:ascii="Garamond" w:hAnsi="Garamond"/>
+                <w:sz w:val="22"/>
+                <w:szCs w:val="21"/>
+              </w:rPr>
+              <w:t>[</w:t>
+            </w:r>
+            <w:hyperlink r:id="rId63" w:history="1">
+              <w:r>
+                <w:rPr>
+                  <w:rStyle w:val="Hyperlink"/>
+                  <w:rFonts w:ascii="Garamond" w:hAnsi="Garamond" w:cstheme="minorBidi"/>
+                  <w:sz w:val="22"/>
+                  <w:szCs w:val="21"/>
+                </w:rPr>
+                <w:t>invite</w:t>
+              </w:r>
+            </w:hyperlink>
+            <w:r>
+              <w:rPr>
+                <w:rFonts w:ascii="Garamond" w:hAnsi="Garamond"/>
+                <w:sz w:val="22"/>
+                <w:szCs w:val="21"/>
+              </w:rPr>
+              <w:t>]</w:t>
+            </w:r>
+          </w:p>
+        </w:tc>
+        <w:tc>
+          <w:tcPr>
+            <w:tcW w:w="7322" w:type="dxa"/>
             <w:tcBorders>
               <w:left w:val="single" w:sz="12" w:space="0" w:color="A6A6A6" w:themeColor="background1" w:themeShade="A6"/>
             </w:tcBorders>
@@ -15116,39 +15154,7 @@
                 <w:sz w:val="22"/>
                 <w:szCs w:val="21"/>
               </w:rPr>
-              <w:t xml:space="preserve"> Annual Conference</w:t>
-            </w:r>
-            <w:r>
-              <w:rPr>
-                <w:rFonts w:ascii="Garamond" w:hAnsi="Garamond"/>
-                <w:sz w:val="22"/>
-                <w:szCs w:val="21"/>
-              </w:rPr>
-              <w:t xml:space="preserve">, </w:t>
-            </w:r>
-            <w:r>
-              <w:rPr>
-                <w:rFonts w:ascii="Garamond" w:hAnsi="Garamond"/>
-                <w:sz w:val="22"/>
-                <w:szCs w:val="21"/>
-              </w:rPr>
-              <w:t>Ottawa</w:t>
-            </w:r>
-            <w:r>
-              <w:rPr>
-                <w:rFonts w:ascii="Garamond" w:hAnsi="Garamond"/>
-                <w:sz w:val="22"/>
-                <w:szCs w:val="21"/>
-              </w:rPr>
-              <w:t xml:space="preserve">, </w:t>
-            </w:r>
-            <w:r>
-              <w:rPr>
-                <w:rFonts w:ascii="Garamond" w:hAnsi="Garamond"/>
-                <w:sz w:val="22"/>
-                <w:szCs w:val="21"/>
-              </w:rPr>
-              <w:t>Canada</w:t>
+              <w:t xml:space="preserve"> Annual Conference, Ottawa, Canada</w:t>
             </w:r>
           </w:p>
           <w:p>
@@ -15166,31 +15172,45 @@
                 <w:sz w:val="22"/>
                 <w:szCs w:val="21"/>
               </w:rPr>
-              <w:t>“</w:t>
-            </w:r>
-            <w:r>
-              <w:rPr>
-                <w:rFonts w:ascii="Garamond" w:hAnsi="Garamond"/>
-                <w:sz w:val="22"/>
-                <w:szCs w:val="21"/>
-              </w:rPr>
-              <w:t>Wearable Clinical Decision Support Systems for Older Adults with Parkinson’s Disease: A Case Study of Decision Deferral Under Uncertainty</w:t>
-            </w:r>
-            <w:r>
-              <w:rPr>
-                <w:rFonts w:ascii="Garamond" w:hAnsi="Garamond"/>
-                <w:sz w:val="22"/>
-                <w:szCs w:val="21"/>
-              </w:rPr>
-              <w:t>”</w:t>
-            </w:r>
-            <w:r>
-              <w:rPr>
-                <w:rFonts w:ascii="Garamond" w:hAnsi="Garamond"/>
-                <w:sz w:val="22"/>
-                <w:szCs w:val="21"/>
-              </w:rPr>
-              <w:t xml:space="preserve"> </w:t>
+              <w:t xml:space="preserve">“Wearable Clinical Decision Support Systems for Older Adults with Parkinson’s Disease: A Case Study of Decision Deferral Under Uncertainty” </w:t>
+            </w:r>
+          </w:p>
+        </w:tc>
+        <w:tc>
+          <w:tcPr>
+            <w:tcW w:w="1575" w:type="dxa"/>
+          </w:tcPr>
+          <w:p>
+            <w:pPr>
+              <w:spacing w:before="0" w:line="240" w:lineRule="auto"/>
+              <w:jc w:val="right"/>
+              <w:rPr>
+                <w:rFonts w:ascii="Garamond" w:hAnsi="Garamond"/>
+                <w:i/>
+                <w:iCs/>
+                <w:sz w:val="22"/>
+                <w:szCs w:val="21"/>
+              </w:rPr>
+            </w:pPr>
+            <w:r>
+              <w:rPr>
+                <w:rFonts w:ascii="Garamond" w:hAnsi="Garamond"/>
+                <w:i/>
+                <w:iCs/>
+                <w:sz w:val="22"/>
+                <w:szCs w:val="21"/>
+              </w:rPr>
+              <w:t>Federal</w:t>
+            </w:r>
+            <w:r>
+              <w:rPr>
+                <w:rFonts w:ascii="Garamond" w:hAnsi="Garamond"/>
+                <w:i/>
+                <w:iCs/>
+                <w:sz w:val="22"/>
+                <w:szCs w:val="21"/>
+              </w:rPr>
+              <w:t xml:space="preserve"> level</w:t>
             </w:r>
           </w:p>
         </w:tc>
@@ -15201,7 +15221,7 @@
         </w:trPr>
         <w:tc>
           <w:tcPr>
-            <w:tcW w:w="1809" w:type="dxa"/>
+            <w:tcW w:w="1291" w:type="dxa"/>
             <w:tcBorders>
               <w:right w:val="single" w:sz="12" w:space="0" w:color="A6A6A6" w:themeColor="background1" w:themeShade="A6"/>
             </w:tcBorders>
@@ -15222,15 +15242,7 @@
                 <w:sz w:val="22"/>
                 <w:szCs w:val="21"/>
               </w:rPr>
-              <w:t>202</w:t>
-            </w:r>
-            <w:r>
-              <w:rPr>
-                <w:rFonts w:ascii="Garamond" w:hAnsi="Garamond"/>
-                <w:sz w:val="22"/>
-                <w:szCs w:val="21"/>
-              </w:rPr>
-              <w:t>6</w:t>
+              <w:t>2026</w:t>
             </w:r>
           </w:p>
           <w:p>
@@ -15243,11 +15255,38 @@
                 <w:szCs w:val="21"/>
               </w:rPr>
             </w:pPr>
-          </w:p>
-        </w:tc>
-        <w:tc>
-          <w:tcPr>
-            <w:tcW w:w="8379" w:type="dxa"/>
+            <w:r>
+              <w:rPr>
+                <w:rFonts w:ascii="Garamond" w:hAnsi="Garamond"/>
+                <w:sz w:val="22"/>
+                <w:szCs w:val="21"/>
+              </w:rPr>
+              <w:t>[</w:t>
+            </w:r>
+            <w:hyperlink r:id="rId64" w:history="1">
+              <w:r>
+                <w:rPr>
+                  <w:rStyle w:val="Hyperlink"/>
+                  <w:rFonts w:ascii="Garamond" w:hAnsi="Garamond" w:cstheme="minorBidi"/>
+                  <w:sz w:val="22"/>
+                  <w:szCs w:val="21"/>
+                </w:rPr>
+                <w:t>invite</w:t>
+              </w:r>
+            </w:hyperlink>
+            <w:r>
+              <w:rPr>
+                <w:rFonts w:ascii="Garamond" w:hAnsi="Garamond"/>
+                <w:sz w:val="22"/>
+                <w:szCs w:val="21"/>
+              </w:rPr>
+              <w:t>]</w:t>
+            </w:r>
+          </w:p>
+        </w:tc>
+        <w:tc>
+          <w:tcPr>
+            <w:tcW w:w="7322" w:type="dxa"/>
             <w:tcBorders>
               <w:left w:val="single" w:sz="12" w:space="0" w:color="A6A6A6" w:themeColor="background1" w:themeShade="A6"/>
             </w:tcBorders>
@@ -15267,39 +15306,7 @@
                 <w:sz w:val="22"/>
                 <w:szCs w:val="21"/>
               </w:rPr>
-              <w:t>Nature Conferences “Redefining Healthcare in the Age of AI”</w:t>
-            </w:r>
-            <w:r>
-              <w:rPr>
-                <w:rFonts w:ascii="Garamond" w:hAnsi="Garamond"/>
-                <w:sz w:val="22"/>
-                <w:szCs w:val="21"/>
-              </w:rPr>
-              <w:t xml:space="preserve">, </w:t>
-            </w:r>
-            <w:r>
-              <w:rPr>
-                <w:rFonts w:ascii="Garamond" w:hAnsi="Garamond"/>
-                <w:sz w:val="22"/>
-                <w:szCs w:val="21"/>
-              </w:rPr>
-              <w:t>Paris</w:t>
-            </w:r>
-            <w:r>
-              <w:rPr>
-                <w:rFonts w:ascii="Garamond" w:hAnsi="Garamond"/>
-                <w:sz w:val="22"/>
-                <w:szCs w:val="21"/>
-              </w:rPr>
-              <w:t xml:space="preserve">, </w:t>
-            </w:r>
-            <w:r>
-              <w:rPr>
-                <w:rFonts w:ascii="Garamond" w:hAnsi="Garamond"/>
-                <w:sz w:val="22"/>
-                <w:szCs w:val="21"/>
-              </w:rPr>
-              <w:t>France</w:t>
+              <w:t>Nature Conferences “Redefining Healthcare in the Age of AI”, Paris, France</w:t>
             </w:r>
           </w:p>
           <w:p>
@@ -15317,31 +15324,45 @@
                 <w:sz w:val="22"/>
                 <w:szCs w:val="21"/>
               </w:rPr>
-              <w:t>“</w:t>
-            </w:r>
-            <w:r>
-              <w:rPr>
-                <w:rFonts w:ascii="Garamond" w:hAnsi="Garamond"/>
-                <w:sz w:val="22"/>
-                <w:szCs w:val="21"/>
-              </w:rPr>
-              <w:t>When AI Defers: Uncertainty-Aware Wearable AI for Clinical Decision Support in Parkinson’s Disease</w:t>
-            </w:r>
-            <w:r>
-              <w:rPr>
-                <w:rFonts w:ascii="Garamond" w:hAnsi="Garamond"/>
-                <w:sz w:val="22"/>
-                <w:szCs w:val="21"/>
-              </w:rPr>
-              <w:t>”</w:t>
-            </w:r>
-            <w:r>
-              <w:rPr>
-                <w:rFonts w:ascii="Garamond" w:hAnsi="Garamond"/>
-                <w:sz w:val="22"/>
-                <w:szCs w:val="21"/>
-              </w:rPr>
-              <w:t xml:space="preserve"> </w:t>
+              <w:t xml:space="preserve">“When AI Defers: Uncertainty-Aware Wearable AI for Clinical Decision Support in Parkinson’s Disease” </w:t>
+            </w:r>
+          </w:p>
+        </w:tc>
+        <w:tc>
+          <w:tcPr>
+            <w:tcW w:w="1575" w:type="dxa"/>
+          </w:tcPr>
+          <w:p>
+            <w:pPr>
+              <w:spacing w:before="0" w:line="240" w:lineRule="auto"/>
+              <w:jc w:val="right"/>
+              <w:rPr>
+                <w:rFonts w:ascii="Garamond" w:hAnsi="Garamond"/>
+                <w:i/>
+                <w:iCs/>
+                <w:sz w:val="22"/>
+                <w:szCs w:val="21"/>
+              </w:rPr>
+            </w:pPr>
+            <w:r>
+              <w:rPr>
+                <w:rFonts w:ascii="Garamond" w:hAnsi="Garamond"/>
+                <w:i/>
+                <w:iCs/>
+                <w:sz w:val="22"/>
+                <w:szCs w:val="21"/>
+              </w:rPr>
+              <w:t>International</w:t>
+            </w:r>
+            <w:r>
+              <w:rPr>
+                <w:rFonts w:ascii="Garamond" w:hAnsi="Garamond"/>
+                <w:i/>
+                <w:iCs/>
+                <w:sz w:val="22"/>
+                <w:szCs w:val="21"/>
+              </w:rPr>
+              <w:t xml:space="preserve"> level</w:t>
             </w:r>
           </w:p>
         </w:tc>
@@ -15352,7 +15373,7 @@
         </w:trPr>
         <w:tc>
           <w:tcPr>
-            <w:tcW w:w="1809" w:type="dxa"/>
+            <w:tcW w:w="1291" w:type="dxa"/>
             <w:tcBorders>
               <w:right w:val="single" w:sz="12" w:space="0" w:color="A6A6A6" w:themeColor="background1" w:themeShade="A6"/>
             </w:tcBorders>
@@ -15386,11 +15407,38 @@
                 <w:szCs w:val="21"/>
               </w:rPr>
             </w:pPr>
-          </w:p>
-        </w:tc>
-        <w:tc>
-          <w:tcPr>
-            <w:tcW w:w="8379" w:type="dxa"/>
+            <w:r>
+              <w:rPr>
+                <w:rFonts w:ascii="Garamond" w:hAnsi="Garamond"/>
+                <w:sz w:val="22"/>
+                <w:szCs w:val="21"/>
+              </w:rPr>
+              <w:t>[</w:t>
+            </w:r>
+            <w:hyperlink r:id="rId65" w:history="1">
+              <w:r>
+                <w:rPr>
+                  <w:rStyle w:val="Hyperlink"/>
+                  <w:rFonts w:ascii="Garamond" w:hAnsi="Garamond" w:cstheme="minorBidi"/>
+                  <w:sz w:val="22"/>
+                  <w:szCs w:val="21"/>
+                </w:rPr>
+                <w:t>invite</w:t>
+              </w:r>
+            </w:hyperlink>
+            <w:r>
+              <w:rPr>
+                <w:rFonts w:ascii="Garamond" w:hAnsi="Garamond"/>
+                <w:sz w:val="22"/>
+                <w:szCs w:val="21"/>
+              </w:rPr>
+              <w:t>]</w:t>
+            </w:r>
+          </w:p>
+        </w:tc>
+        <w:tc>
+          <w:tcPr>
+            <w:tcW w:w="7322" w:type="dxa"/>
             <w:tcBorders>
               <w:left w:val="single" w:sz="12" w:space="0" w:color="A6A6A6" w:themeColor="background1" w:themeShade="A6"/>
             </w:tcBorders>
@@ -15410,23 +15458,7 @@
                 <w:sz w:val="22"/>
                 <w:szCs w:val="21"/>
               </w:rPr>
-              <w:t>IEEE</w:t>
-            </w:r>
-            <w:r>
-              <w:rPr>
-                <w:rFonts w:ascii="Garamond" w:hAnsi="Garamond"/>
-                <w:sz w:val="22"/>
-                <w:szCs w:val="21"/>
-              </w:rPr>
-              <w:t>-EMBS</w:t>
-            </w:r>
-            <w:r>
-              <w:rPr>
-                <w:rFonts w:ascii="Garamond" w:hAnsi="Garamond"/>
-                <w:sz w:val="22"/>
-                <w:szCs w:val="21"/>
-              </w:rPr>
-              <w:t xml:space="preserve"> Conference on Biomedical and Health Informatics (BHI), Atlanta, USA</w:t>
+              <w:t>IEEE-EMBS Conference on Biomedical and Health Informatics, Atlanta, USA</w:t>
             </w:r>
           </w:p>
           <w:p>
@@ -15445,6 +15477,54 @@
                 <w:szCs w:val="21"/>
               </w:rPr>
               <w:t>“NextGen Scholar Presentation: Cyrille E. Mvomo”</w:t>
+            </w:r>
+          </w:p>
+        </w:tc>
+        <w:tc>
+          <w:tcPr>
+            <w:tcW w:w="1575" w:type="dxa"/>
+          </w:tcPr>
+          <w:p>
+            <w:pPr>
+              <w:spacing w:before="0" w:line="240" w:lineRule="auto"/>
+              <w:jc w:val="right"/>
+              <w:rPr>
+                <w:rFonts w:ascii="Garamond" w:hAnsi="Garamond"/>
+                <w:i/>
+                <w:iCs/>
+                <w:sz w:val="22"/>
+                <w:szCs w:val="21"/>
+              </w:rPr>
+            </w:pPr>
+            <w:r>
+              <w:rPr>
+                <w:rFonts w:ascii="Garamond" w:hAnsi="Garamond"/>
+                <w:i/>
+                <w:iCs/>
+                <w:sz w:val="22"/>
+                <w:szCs w:val="21"/>
+              </w:rPr>
+              <w:t>International</w:t>
+            </w:r>
+            <w:r>
+              <w:rPr>
+                <w:rFonts w:ascii="Garamond" w:hAnsi="Garamond"/>
+                <w:i/>
+                <w:iCs/>
+                <w:sz w:val="22"/>
+                <w:szCs w:val="21"/>
+              </w:rPr>
+              <w:t xml:space="preserve"> level</w:t>
+            </w:r>
+            <w:r>
+              <w:rPr>
+                <w:rFonts w:ascii="Garamond" w:hAnsi="Garamond"/>
+                <w:i/>
+                <w:iCs/>
+                <w:sz w:val="22"/>
+                <w:szCs w:val="21"/>
+              </w:rPr>
+              <w:t xml:space="preserve"> </w:t>
             </w:r>
           </w:p>
         </w:tc>
@@ -17598,7 +17678,7 @@
                 <w:sz w:val="22"/>
                 <w:szCs w:val="21"/>
               </w:rPr>
-              <w:t>Now</w:t>
+              <w:t>2026</w:t>
             </w:r>
           </w:p>
         </w:tc>
@@ -17770,7 +17850,7 @@
                 <w:sz w:val="22"/>
                 <w:szCs w:val="21"/>
               </w:rPr>
-              <w:t>Now</w:t>
+              <w:t>2026</w:t>
             </w:r>
           </w:p>
         </w:tc>
@@ -17801,6 +17881,32 @@
           </w:p>
           <w:p>
             <w:pPr>
+              <w:spacing w:before="0" w:line="240" w:lineRule="auto"/>
+              <w:rPr>
+                <w:rFonts w:ascii="Garamond" w:hAnsi="Garamond"/>
+                <w:sz w:val="22"/>
+                <w:szCs w:val="21"/>
+              </w:rPr>
+            </w:pPr>
+            <w:r>
+              <w:rPr>
+                <w:rFonts w:ascii="Garamond" w:hAnsi="Garamond"/>
+                <w:sz w:val="22"/>
+                <w:szCs w:val="21"/>
+              </w:rPr>
+              <w:t>Thesis</w:t>
+            </w:r>
+            <w:r>
+              <w:rPr>
+                <w:rFonts w:ascii="Garamond" w:hAnsi="Garamond"/>
+                <w:sz w:val="22"/>
+                <w:szCs w:val="21"/>
+              </w:rPr>
+              <w:t xml:space="preserve">: “Fatigue-Related White Matter Changes in Parkinson’s Disease” </w:t>
+            </w:r>
+          </w:p>
+          <w:p>
+            <w:pPr>
               <w:spacing w:before="0" w:after="60" w:line="240" w:lineRule="auto"/>
               <w:rPr>
                 <w:rFonts w:ascii="Garamond" w:hAnsi="Garamond"/>
@@ -17814,15 +17920,18 @@
                 <w:sz w:val="22"/>
                 <w:szCs w:val="21"/>
               </w:rPr>
-              <w:t>Thesis</w:t>
-            </w:r>
-            <w:r>
-              <w:rPr>
-                <w:rFonts w:ascii="Garamond" w:hAnsi="Garamond"/>
-                <w:sz w:val="22"/>
-                <w:szCs w:val="21"/>
-              </w:rPr>
-              <w:t xml:space="preserve">: “Fatigue-Related White Matter Changes in Parkinson’s Disease” </w:t>
+              <w:t>Next: Medical Student at</w:t>
+            </w:r>
+            <w:r>
+              <w:t xml:space="preserve"> </w:t>
+            </w:r>
+            <w:r>
+              <w:rPr>
+                <w:rFonts w:ascii="Garamond" w:hAnsi="Garamond"/>
+                <w:sz w:val="22"/>
+                <w:szCs w:val="21"/>
+              </w:rPr>
+              <w:t>University of Aberdeen</w:t>
             </w:r>
           </w:p>
         </w:tc>
@@ -17886,7 +17995,7 @@
                 <w:sz w:val="22"/>
                 <w:szCs w:val="21"/>
               </w:rPr>
-              <w:t>Now</w:t>
+              <w:t>2026</w:t>
             </w:r>
           </w:p>
         </w:tc>
@@ -18038,7 +18147,7 @@
                 <w:sz w:val="22"/>
                 <w:szCs w:val="21"/>
               </w:rPr>
-              <w:t xml:space="preserve">Project: “Parietal Cortex Upregulation to Improve Gait in Freezing of Gait” </w:t>
+              <w:t xml:space="preserve">Project: “Parietal Cortex Upregulation to Improve Freezing of Gait” </w:t>
             </w:r>
           </w:p>
           <w:p>
@@ -18199,13 +18308,15 @@
                 <w:rFonts w:ascii="Garamond" w:hAnsi="Garamond"/>
                 <w:sz w:val="22"/>
                 <w:szCs w:val="21"/>
-              </w:rPr>
-            </w:pPr>
-            <w:r>
-              <w:rPr>
-                <w:rFonts w:ascii="Garamond" w:hAnsi="Garamond"/>
-                <w:sz w:val="22"/>
-                <w:szCs w:val="21"/>
+                <w:lang w:val="fr-CA"/>
+              </w:rPr>
+            </w:pPr>
+            <w:r>
+              <w:rPr>
+                <w:rFonts w:ascii="Garamond" w:hAnsi="Garamond"/>
+                <w:sz w:val="22"/>
+                <w:szCs w:val="21"/>
+                <w:lang w:val="fr-CA"/>
               </w:rPr>
               <w:t xml:space="preserve">Daniela Garcia </w:t>
             </w:r>
@@ -18215,6 +18326,7 @@
                 <w:rFonts w:ascii="Garamond" w:hAnsi="Garamond"/>
                 <w:sz w:val="22"/>
                 <w:szCs w:val="21"/>
+                <w:lang w:val="fr-CA"/>
               </w:rPr>
               <w:t>Garcia</w:t>
             </w:r>
@@ -18224,24 +18336,58 @@
                 <w:rFonts w:ascii="Garamond" w:hAnsi="Garamond"/>
                 <w:sz w:val="22"/>
                 <w:szCs w:val="21"/>
+                <w:lang w:val="fr-CA"/>
               </w:rPr>
               <w:t xml:space="preserve">, </w:t>
             </w:r>
-            <w:r>
-              <w:rPr>
-                <w:rFonts w:ascii="Garamond" w:hAnsi="Garamond"/>
-                <w:sz w:val="22"/>
-                <w:szCs w:val="21"/>
-              </w:rPr>
-              <w:t>Visiting B</w:t>
-            </w:r>
-            <w:r>
-              <w:rPr>
-                <w:rFonts w:ascii="Garamond" w:hAnsi="Garamond"/>
-                <w:sz w:val="22"/>
-                <w:szCs w:val="21"/>
-              </w:rPr>
-              <w:t xml:space="preserve">.Sc. Student, Universidad de Monterrey </w:t>
+            <w:proofErr w:type="spellStart"/>
+            <w:r>
+              <w:rPr>
+                <w:rFonts w:ascii="Garamond" w:hAnsi="Garamond"/>
+                <w:sz w:val="22"/>
+                <w:szCs w:val="21"/>
+                <w:lang w:val="fr-CA"/>
+              </w:rPr>
+              <w:t>Visiting</w:t>
+            </w:r>
+            <w:proofErr w:type="spellEnd"/>
+            <w:r>
+              <w:rPr>
+                <w:rFonts w:ascii="Garamond" w:hAnsi="Garamond"/>
+                <w:sz w:val="22"/>
+                <w:szCs w:val="21"/>
+                <w:lang w:val="fr-CA"/>
+              </w:rPr>
+              <w:t xml:space="preserve"> B</w:t>
+            </w:r>
+            <w:r>
+              <w:rPr>
+                <w:rFonts w:ascii="Garamond" w:hAnsi="Garamond"/>
+                <w:sz w:val="22"/>
+                <w:szCs w:val="21"/>
+                <w:lang w:val="fr-CA"/>
+              </w:rPr>
+              <w:t xml:space="preserve">.Sc. Student, </w:t>
+            </w:r>
+            <w:proofErr w:type="spellStart"/>
+            <w:r>
+              <w:rPr>
+                <w:rFonts w:ascii="Garamond" w:hAnsi="Garamond"/>
+                <w:sz w:val="22"/>
+                <w:szCs w:val="21"/>
+                <w:lang w:val="fr-CA"/>
+              </w:rPr>
+              <w:t>Universidad</w:t>
+            </w:r>
+            <w:proofErr w:type="spellEnd"/>
+            <w:r>
+              <w:rPr>
+                <w:rFonts w:ascii="Garamond" w:hAnsi="Garamond"/>
+                <w:sz w:val="22"/>
+                <w:szCs w:val="21"/>
+                <w:lang w:val="fr-CA"/>
+              </w:rPr>
+              <w:t xml:space="preserve"> de Monterrey </w:t>
             </w:r>
           </w:p>
           <w:p>
@@ -19849,7 +19995,7 @@
                 <w:szCs w:val="21"/>
               </w:rPr>
             </w:pPr>
-            <w:hyperlink r:id="rId63" w:history="1">
+            <w:hyperlink r:id="rId66" w:history="1">
               <w:r>
                 <w:rPr>
                   <w:rStyle w:val="Hyperlink"/>
@@ -19946,7 +20092,7 @@
                 <w:szCs w:val="21"/>
               </w:rPr>
             </w:pPr>
-            <w:hyperlink r:id="rId64" w:history="1">
+            <w:hyperlink r:id="rId67" w:history="1">
               <w:r>
                 <w:rPr>
                   <w:rStyle w:val="Hyperlink"/>
@@ -20032,7 +20178,7 @@
                 <w:szCs w:val="21"/>
               </w:rPr>
             </w:pPr>
-            <w:hyperlink r:id="rId65" w:history="1">
+            <w:hyperlink r:id="rId68" w:history="1">
               <w:r>
                 <w:rPr>
                   <w:rStyle w:val="Hyperlink"/>
@@ -20127,7 +20273,7 @@
                 <w:szCs w:val="21"/>
               </w:rPr>
             </w:pPr>
-            <w:hyperlink r:id="rId66" w:history="1">
+            <w:hyperlink r:id="rId69" w:history="1">
               <w:r>
                 <w:rPr>
                   <w:rStyle w:val="Hyperlink"/>
@@ -25026,7 +25172,7 @@
                 <w:sz w:val="22"/>
               </w:rPr>
             </w:pPr>
-            <w:hyperlink r:id="rId67" w:history="1">
+            <w:hyperlink r:id="rId70" w:history="1">
               <w:r>
                 <w:rPr>
                   <w:rStyle w:val="Hyperlink"/>
@@ -25110,7 +25256,7 @@
                 <w:sz w:val="22"/>
               </w:rPr>
             </w:pPr>
-            <w:hyperlink r:id="rId68" w:history="1">
+            <w:hyperlink r:id="rId71" w:history="1">
               <w:r>
                 <w:rPr>
                   <w:rStyle w:val="Hyperlink"/>
@@ -25196,7 +25342,7 @@
                 <w:sz w:val="22"/>
               </w:rPr>
             </w:pPr>
-            <w:hyperlink r:id="rId69" w:history="1">
+            <w:hyperlink r:id="rId72" w:history="1">
               <w:r>
                 <w:rPr>
                   <w:rStyle w:val="Hyperlink"/>
@@ -25280,7 +25426,7 @@
                 <w:sz w:val="22"/>
               </w:rPr>
             </w:pPr>
-            <w:hyperlink r:id="rId70" w:history="1">
+            <w:hyperlink r:id="rId73" w:history="1">
               <w:r>
                 <w:rPr>
                   <w:rStyle w:val="Hyperlink"/>
@@ -25312,8 +25458,8 @@
       </w:pPr>
     </w:p>
     <w:sectPr>
-      <w:footerReference w:type="even" r:id="rId71"/>
-      <w:footerReference w:type="default" r:id="rId72"/>
+      <w:footerReference w:type="even" r:id="rId74"/>
+      <w:footerReference w:type="default" r:id="rId75"/>
       <w:pgSz w:w="12240" w:h="15840"/>
       <w:pgMar w:top="1134" w:right="1134" w:bottom="1134" w:left="1134" w:header="340" w:footer="709" w:gutter="0"/>
       <w:cols w:space="708"/>
@@ -27094,15 +27240,6 @@
 </file>
 
 <file path=customXml/item1.xml><?xml version="1.0" encoding="utf-8"?>
-<?mso-contentType ?>
-<FormTemplates xmlns="http://schemas.microsoft.com/sharepoint/v3/contenttype/forms">
-  <Display>DocumentLibraryForm</Display>
-  <Edit>DocumentLibraryForm</Edit>
-  <New>DocumentLibraryForm</New>
-</FormTemplates>
-</file>
-
-<file path=customXml/item2.xml><?xml version="1.0" encoding="utf-8"?>
 <ct:contentTypeSchema xmlns:ct="http://schemas.microsoft.com/office/2006/metadata/contentType" xmlns:ma="http://schemas.microsoft.com/office/2006/metadata/properties/metaAttributes" ct:_="" ma:_="" ma:contentTypeName="Unknown Document Type" ma:contentTypeID="0x010104" ma:contentTypeVersion="0" ma:contentTypeDescription="" ma:contentTypeScope="" ma:versionID="05d83ceaa0bbd2e3bc716e6e66bd857a">
   <xsd:schema xmlns:xsd="http://www.w3.org/2001/XMLSchema" xmlns:xs="http://www.w3.org/2001/XMLSchema" xmlns:p="http://schemas.microsoft.com/office/2006/metadata/properties" targetNamespace="http://schemas.microsoft.com/office/2006/metadata/properties" ma:root="true" ma:fieldsID="b3d69fe45253d5ff147bb69036b756a7">
     <xsd:element name="properties">
@@ -27216,21 +27353,22 @@
 </ct:contentTypeSchema>
 </file>
 
-<file path=customXml/item3.xml><?xml version="1.0" encoding="utf-8"?>
+<file path=customXml/item2.xml><?xml version="1.0" encoding="utf-8"?>
 <p:properties xmlns:p="http://schemas.microsoft.com/office/2006/metadata/properties" xmlns:xsi="http://www.w3.org/2001/XMLSchema-instance" xmlns:pc="http://schemas.microsoft.com/office/infopath/2007/PartnerControls">
   <documentManagement/>
 </p:properties>
 </file>
 
-<file path=customXml/itemProps1.xml><?xml version="1.0" encoding="utf-8"?>
-<ds:datastoreItem xmlns:ds="http://schemas.openxmlformats.org/officeDocument/2006/customXml" ds:itemID="{0AB51502-3190-4229-BB4A-6BE6DE64BECF}">
-  <ds:schemaRefs>
-    <ds:schemaRef ds:uri="http://schemas.microsoft.com/sharepoint/v3/contenttype/forms"/>
-  </ds:schemaRefs>
-</ds:datastoreItem>
+<file path=customXml/item3.xml><?xml version="1.0" encoding="utf-8"?>
+<?mso-contentType ?>
+<FormTemplates xmlns="http://schemas.microsoft.com/sharepoint/v3/contenttype/forms">
+  <Display>DocumentLibraryForm</Display>
+  <Edit>DocumentLibraryForm</Edit>
+  <New>DocumentLibraryForm</New>
+</FormTemplates>
 </file>
 
-<file path=customXml/itemProps2.xml><?xml version="1.0" encoding="utf-8"?>
+<file path=customXml/itemProps1.xml><?xml version="1.0" encoding="utf-8"?>
 <ds:datastoreItem xmlns:ds="http://schemas.openxmlformats.org/officeDocument/2006/customXml" ds:itemID="{9BD34D0D-679A-42ED-93B4-BAA7A03E340D}">
   <ds:schemaRefs>
     <ds:schemaRef ds:uri="http://schemas.microsoft.com/office/2006/metadata/contentType"/>
@@ -27246,11 +27384,19 @@
 </ds:datastoreItem>
 </file>
 
-<file path=customXml/itemProps3.xml><?xml version="1.0" encoding="utf-8"?>
+<file path=customXml/itemProps2.xml><?xml version="1.0" encoding="utf-8"?>
 <ds:datastoreItem xmlns:ds="http://schemas.openxmlformats.org/officeDocument/2006/customXml" ds:itemID="{8BD5ABB0-8525-4B8D-B429-1A21AB93D0D8}">
   <ds:schemaRefs>
     <ds:schemaRef ds:uri="http://schemas.microsoft.com/office/2006/metadata/properties"/>
     <ds:schemaRef ds:uri="http://schemas.microsoft.com/office/infopath/2007/PartnerControls"/>
   </ds:schemaRefs>
 </ds:datastoreItem>
+</file>
+
+<file path=customXml/itemProps3.xml><?xml version="1.0" encoding="utf-8"?>
+<ds:datastoreItem xmlns:ds="http://schemas.openxmlformats.org/officeDocument/2006/customXml" ds:itemID="{0AB51502-3190-4229-BB4A-6BE6DE64BECF}">
+  <ds:schemaRefs>
+    <ds:schemaRef ds:uri="http://schemas.microsoft.com/sharepoint/v3/contenttype/forms"/>
+  </ds:schemaRefs>
+</ds:datastoreItem>
 </file>
--- a/CV.docx
+++ b/CV.docx
@@ -208,7 +208,7 @@
           <w:rFonts w:ascii="Garamond" w:hAnsi="Garamond"/>
           <w:sz w:val="22"/>
         </w:rPr>
-        <w:t xml:space="preserve"> and balance impairments in each individual (e.g., via ordinal trends canonical variates analysis); </w:t>
+        <w:t xml:space="preserve"> and balance impairments in each individual; </w:t>
       </w:r>
       <w:r>
         <w:rPr>
@@ -224,7 +224,7 @@
           <w:rFonts w:ascii="Garamond" w:hAnsi="Garamond"/>
           <w:sz w:val="22"/>
         </w:rPr>
-        <w:t xml:space="preserve"> to identify signatures inferred from wearables that are associated with the modeled neuromotor deficits (e.g., Lyapunov exponents as proxies for altered gait automaticity); and </w:t>
+        <w:t xml:space="preserve"> to identify signatures inferred from wearables that are associated with the modeled neuromotor deficits; and </w:t>
       </w:r>
       <w:r>
         <w:rPr>
@@ -254,7 +254,28 @@
           <w:rFonts w:ascii="Garamond" w:hAnsi="Garamond"/>
           <w:sz w:val="22"/>
         </w:rPr>
-        <w:t xml:space="preserve"> (e.g., reinforcement learning agents).</w:t>
+        <w:t xml:space="preserve"> (e.g., </w:t>
+      </w:r>
+      <w:r>
+        <w:rPr>
+          <w:rFonts w:ascii="Garamond" w:hAnsi="Garamond"/>
+          <w:sz w:val="22"/>
+        </w:rPr>
+        <w:t xml:space="preserve">uncertainty-aware </w:t>
+      </w:r>
+      <w:r>
+        <w:rPr>
+          <w:rFonts w:ascii="Garamond" w:hAnsi="Garamond"/>
+          <w:sz w:val="22"/>
+        </w:rPr>
+        <w:t>reinforcement learning agents</w:t>
+      </w:r>
+      <w:r>
+        <w:rPr>
+          <w:rFonts w:ascii="Garamond" w:hAnsi="Garamond"/>
+          <w:sz w:val="22"/>
+        </w:rPr>
+        <w:t>).</w:t>
       </w:r>
     </w:p>
     <w:p>
@@ -2713,7 +2734,6 @@
                 <w:sz w:val="22"/>
                 <w:szCs w:val="21"/>
               </w:rPr>
-              <w:lastRenderedPageBreak/>
               <w:t>2023</w:t>
             </w:r>
           </w:p>
@@ -2822,6 +2842,7 @@
                 <w:sz w:val="22"/>
                 <w:szCs w:val="21"/>
               </w:rPr>
+              <w:lastRenderedPageBreak/>
               <w:t>2023</w:t>
             </w:r>
           </w:p>
@@ -5674,7 +5695,6 @@
                 <w:sz w:val="22"/>
                 <w:szCs w:val="21"/>
               </w:rPr>
-              <w:lastRenderedPageBreak/>
               <w:t>McGill HBCL &amp; Lake Lucerne Institute DART</w:t>
             </w:r>
             <w:r>
@@ -5775,28 +5795,38 @@
                 <w:sz w:val="22"/>
                 <w:szCs w:val="21"/>
               </w:rPr>
+              <w:t xml:space="preserve">Initiated a multi-award-winning Swiss–Canadian collaboration integrating neuroimaging, </w:t>
+            </w:r>
+            <w:r>
+              <w:rPr>
+                <w:rFonts w:ascii="Garamond" w:hAnsi="Garamond"/>
+                <w:i/>
+                <w:iCs/>
+                <w:sz w:val="22"/>
+                <w:szCs w:val="21"/>
+              </w:rPr>
+              <w:t>neuro</w:t>
+            </w:r>
+            <w:r>
+              <w:rPr>
+                <w:rFonts w:ascii="Garamond" w:hAnsi="Garamond"/>
+                <w:i/>
+                <w:iCs/>
+                <w:sz w:val="22"/>
+                <w:szCs w:val="21"/>
+              </w:rPr>
+              <w:t xml:space="preserve">motor control, </w:t>
+            </w:r>
+            <w:r>
+              <w:rPr>
+                <w:rFonts w:ascii="Garamond" w:hAnsi="Garamond"/>
+                <w:i/>
+                <w:iCs/>
+                <w:sz w:val="22"/>
+                <w:szCs w:val="21"/>
+              </w:rPr>
               <w:lastRenderedPageBreak/>
-              <w:t xml:space="preserve">Initiated a multi-award-winning Swiss–Canadian collaboration integrating neuroimaging, </w:t>
-            </w:r>
-            <w:r>
-              <w:rPr>
-                <w:rFonts w:ascii="Garamond" w:hAnsi="Garamond"/>
-                <w:i/>
-                <w:iCs/>
-                <w:sz w:val="22"/>
-                <w:szCs w:val="21"/>
-              </w:rPr>
-              <w:t>neuro</w:t>
-            </w:r>
-            <w:r>
-              <w:rPr>
-                <w:rFonts w:ascii="Garamond" w:hAnsi="Garamond"/>
-                <w:i/>
-                <w:iCs/>
-                <w:sz w:val="22"/>
-                <w:szCs w:val="21"/>
-              </w:rPr>
-              <w:t xml:space="preserve">motor control, AI, and wearable sensing to advance digital </w:t>
+              <w:t xml:space="preserve">AI, and wearable sensing to advance digital </w:t>
             </w:r>
             <w:r>
               <w:rPr>
@@ -7394,7 +7424,6 @@
                 <w:sz w:val="22"/>
                 <w:szCs w:val="21"/>
               </w:rPr>
-              <w:lastRenderedPageBreak/>
               <w:t>202</w:t>
             </w:r>
             <w:r>
@@ -7426,6 +7455,7 @@
                 <w:sz w:val="22"/>
                 <w:szCs w:val="21"/>
               </w:rPr>
+              <w:lastRenderedPageBreak/>
               <w:t>Paris, France</w:t>
             </w:r>
           </w:p>
@@ -7468,7 +7498,6 @@
                 <w:sz w:val="22"/>
                 <w:szCs w:val="21"/>
               </w:rPr>
-              <w:lastRenderedPageBreak/>
               <w:t>IMSS Stade Français Paris Rugby Club</w:t>
             </w:r>
             <w:r>
@@ -7505,6 +7534,7 @@
                 <w:sz w:val="22"/>
                 <w:szCs w:val="21"/>
               </w:rPr>
+              <w:lastRenderedPageBreak/>
               <w:t>Referee</w:t>
             </w:r>
             <w:r>
@@ -9421,8 +9451,9 @@
                 <w:sz w:val="22"/>
                 <w:szCs w:val="21"/>
               </w:rPr>
-              <w:t xml:space="preserve">, and C.E. Awai, “Beyond Garbage In, Garbage </w:t>
-            </w:r>
+              <w:t xml:space="preserve">, and C.E. Awai, “Beyond Garbage In, Garbage Out: Can Uncertainty Become Insightful in Real-World Outcome Prediction for Parkinson’s </w:t>
+            </w:r>
+            <w:proofErr w:type="gramStart"/>
             <w:r>
               <w:rPr>
                 <w:rFonts w:ascii="Garamond" w:hAnsi="Garamond"/>
@@ -9430,15 +9461,6 @@
                 <w:szCs w:val="21"/>
               </w:rPr>
               <w:lastRenderedPageBreak/>
-              <w:t xml:space="preserve">Out: Can Uncertainty Become Insightful in Real-World Outcome Prediction for Parkinson’s </w:t>
-            </w:r>
-            <w:proofErr w:type="gramStart"/>
-            <w:r>
-              <w:rPr>
-                <w:rFonts w:ascii="Garamond" w:hAnsi="Garamond"/>
-                <w:sz w:val="22"/>
-                <w:szCs w:val="21"/>
-              </w:rPr>
               <w:t>Disease?,</w:t>
             </w:r>
             <w:proofErr w:type="gramEnd"/>
@@ -27240,6 +27262,15 @@
 </file>
 
 <file path=customXml/item1.xml><?xml version="1.0" encoding="utf-8"?>
+<?mso-contentType ?>
+<FormTemplates xmlns="http://schemas.microsoft.com/sharepoint/v3/contenttype/forms">
+  <Display>DocumentLibraryForm</Display>
+  <Edit>DocumentLibraryForm</Edit>
+  <New>DocumentLibraryForm</New>
+</FormTemplates>
+</file>
+
+<file path=customXml/item2.xml><?xml version="1.0" encoding="utf-8"?>
 <ct:contentTypeSchema xmlns:ct="http://schemas.microsoft.com/office/2006/metadata/contentType" xmlns:ma="http://schemas.microsoft.com/office/2006/metadata/properties/metaAttributes" ct:_="" ma:_="" ma:contentTypeName="Unknown Document Type" ma:contentTypeID="0x010104" ma:contentTypeVersion="0" ma:contentTypeDescription="" ma:contentTypeScope="" ma:versionID="05d83ceaa0bbd2e3bc716e6e66bd857a">
   <xsd:schema xmlns:xsd="http://www.w3.org/2001/XMLSchema" xmlns:xs="http://www.w3.org/2001/XMLSchema" xmlns:p="http://schemas.microsoft.com/office/2006/metadata/properties" targetNamespace="http://schemas.microsoft.com/office/2006/metadata/properties" ma:root="true" ma:fieldsID="b3d69fe45253d5ff147bb69036b756a7">
     <xsd:element name="properties">
@@ -27353,22 +27384,21 @@
 </ct:contentTypeSchema>
 </file>
 
-<file path=customXml/item2.xml><?xml version="1.0" encoding="utf-8"?>
+<file path=customXml/item3.xml><?xml version="1.0" encoding="utf-8"?>
 <p:properties xmlns:p="http://schemas.microsoft.com/office/2006/metadata/properties" xmlns:xsi="http://www.w3.org/2001/XMLSchema-instance" xmlns:pc="http://schemas.microsoft.com/office/infopath/2007/PartnerControls">
   <documentManagement/>
 </p:properties>
 </file>
 
-<file path=customXml/item3.xml><?xml version="1.0" encoding="utf-8"?>
-<?mso-contentType ?>
-<FormTemplates xmlns="http://schemas.microsoft.com/sharepoint/v3/contenttype/forms">
-  <Display>DocumentLibraryForm</Display>
-  <Edit>DocumentLibraryForm</Edit>
-  <New>DocumentLibraryForm</New>
-</FormTemplates>
+<file path=customXml/itemProps1.xml><?xml version="1.0" encoding="utf-8"?>
+<ds:datastoreItem xmlns:ds="http://schemas.openxmlformats.org/officeDocument/2006/customXml" ds:itemID="{0AB51502-3190-4229-BB4A-6BE6DE64BECF}">
+  <ds:schemaRefs>
+    <ds:schemaRef ds:uri="http://schemas.microsoft.com/sharepoint/v3/contenttype/forms"/>
+  </ds:schemaRefs>
+</ds:datastoreItem>
 </file>
 
-<file path=customXml/itemProps1.xml><?xml version="1.0" encoding="utf-8"?>
+<file path=customXml/itemProps2.xml><?xml version="1.0" encoding="utf-8"?>
 <ds:datastoreItem xmlns:ds="http://schemas.openxmlformats.org/officeDocument/2006/customXml" ds:itemID="{9BD34D0D-679A-42ED-93B4-BAA7A03E340D}">
   <ds:schemaRefs>
     <ds:schemaRef ds:uri="http://schemas.microsoft.com/office/2006/metadata/contentType"/>
@@ -27384,19 +27414,11 @@
 </ds:datastoreItem>
 </file>
 
-<file path=customXml/itemProps2.xml><?xml version="1.0" encoding="utf-8"?>
+<file path=customXml/itemProps3.xml><?xml version="1.0" encoding="utf-8"?>
 <ds:datastoreItem xmlns:ds="http://schemas.openxmlformats.org/officeDocument/2006/customXml" ds:itemID="{8BD5ABB0-8525-4B8D-B429-1A21AB93D0D8}">
   <ds:schemaRefs>
     <ds:schemaRef ds:uri="http://schemas.microsoft.com/office/2006/metadata/properties"/>
     <ds:schemaRef ds:uri="http://schemas.microsoft.com/office/infopath/2007/PartnerControls"/>
   </ds:schemaRefs>
 </ds:datastoreItem>
-</file>
-
-<file path=customXml/itemProps3.xml><?xml version="1.0" encoding="utf-8"?>
-<ds:datastoreItem xmlns:ds="http://schemas.openxmlformats.org/officeDocument/2006/customXml" ds:itemID="{0AB51502-3190-4229-BB4A-6BE6DE64BECF}">
-  <ds:schemaRefs>
-    <ds:schemaRef ds:uri="http://schemas.microsoft.com/sharepoint/v3/contenttype/forms"/>
-  </ds:schemaRefs>
-</ds:datastoreItem>
 </file>
--- a/CV.docx
+++ b/CV.docx
@@ -14961,7 +14961,31 @@
                 <w:sz w:val="22"/>
                 <w:szCs w:val="21"/>
               </w:rPr>
-              <w:t xml:space="preserve">“McGill SciLearn Program” </w:t>
+              <w:t>“</w:t>
+            </w:r>
+            <w:r>
+              <w:rPr>
+                <w:rFonts w:ascii="Garamond" w:hAnsi="Garamond"/>
+                <w:sz w:val="22"/>
+                <w:szCs w:val="21"/>
+              </w:rPr>
+              <w:t>Lightning Talk</w:t>
+            </w:r>
+            <w:r>
+              <w:rPr>
+                <w:rFonts w:ascii="Garamond" w:hAnsi="Garamond"/>
+                <w:sz w:val="22"/>
+                <w:szCs w:val="21"/>
+              </w:rPr>
+              <w:t xml:space="preserve">: </w:t>
+            </w:r>
+            <w:r>
+              <w:rPr>
+                <w:rFonts w:ascii="Garamond" w:hAnsi="Garamond"/>
+                <w:sz w:val="22"/>
+                <w:szCs w:val="21"/>
+              </w:rPr>
+              <w:t xml:space="preserve">McGill SciLearn Program” </w:t>
             </w:r>
             <w:r>
               <w:rPr>
@@ -15108,33 +15132,6 @@
                 <w:szCs w:val="21"/>
               </w:rPr>
             </w:pPr>
-            <w:r>
-              <w:rPr>
-                <w:rFonts w:ascii="Garamond" w:hAnsi="Garamond"/>
-                <w:sz w:val="22"/>
-                <w:szCs w:val="21"/>
-              </w:rPr>
-              <w:t>[</w:t>
-            </w:r>
-            <w:hyperlink r:id="rId63" w:history="1">
-              <w:r>
-                <w:rPr>
-                  <w:rStyle w:val="Hyperlink"/>
-                  <w:rFonts w:ascii="Garamond" w:hAnsi="Garamond" w:cstheme="minorBidi"/>
-                  <w:sz w:val="22"/>
-                  <w:szCs w:val="21"/>
-                </w:rPr>
-                <w:t>invite</w:t>
-              </w:r>
-            </w:hyperlink>
-            <w:r>
-              <w:rPr>
-                <w:rFonts w:ascii="Garamond" w:hAnsi="Garamond"/>
-                <w:sz w:val="22"/>
-                <w:szCs w:val="21"/>
-              </w:rPr>
-              <w:t>]</w:t>
-            </w:r>
           </w:p>
         </w:tc>
         <w:tc>
@@ -15277,33 +15274,6 @@
                 <w:szCs w:val="21"/>
               </w:rPr>
             </w:pPr>
-            <w:r>
-              <w:rPr>
-                <w:rFonts w:ascii="Garamond" w:hAnsi="Garamond"/>
-                <w:sz w:val="22"/>
-                <w:szCs w:val="21"/>
-              </w:rPr>
-              <w:t>[</w:t>
-            </w:r>
-            <w:hyperlink r:id="rId64" w:history="1">
-              <w:r>
-                <w:rPr>
-                  <w:rStyle w:val="Hyperlink"/>
-                  <w:rFonts w:ascii="Garamond" w:hAnsi="Garamond" w:cstheme="minorBidi"/>
-                  <w:sz w:val="22"/>
-                  <w:szCs w:val="21"/>
-                </w:rPr>
-                <w:t>invite</w:t>
-              </w:r>
-            </w:hyperlink>
-            <w:r>
-              <w:rPr>
-                <w:rFonts w:ascii="Garamond" w:hAnsi="Garamond"/>
-                <w:sz w:val="22"/>
-                <w:szCs w:val="21"/>
-              </w:rPr>
-              <w:t>]</w:t>
-            </w:r>
           </w:p>
         </w:tc>
         <w:tc>
@@ -15328,7 +15298,7 @@
                 <w:sz w:val="22"/>
                 <w:szCs w:val="21"/>
               </w:rPr>
-              <w:t>Nature Conferences “Redefining Healthcare in the Age of AI”, Paris, France</w:t>
+              <w:t>Nature Conference “Redefining Healthcare in the Age of AI”, Paris, France</w:t>
             </w:r>
           </w:p>
           <w:p>
@@ -15429,33 +15399,6 @@
                 <w:szCs w:val="21"/>
               </w:rPr>
             </w:pPr>
-            <w:r>
-              <w:rPr>
-                <w:rFonts w:ascii="Garamond" w:hAnsi="Garamond"/>
-                <w:sz w:val="22"/>
-                <w:szCs w:val="21"/>
-              </w:rPr>
-              <w:t>[</w:t>
-            </w:r>
-            <w:hyperlink r:id="rId65" w:history="1">
-              <w:r>
-                <w:rPr>
-                  <w:rStyle w:val="Hyperlink"/>
-                  <w:rFonts w:ascii="Garamond" w:hAnsi="Garamond" w:cstheme="minorBidi"/>
-                  <w:sz w:val="22"/>
-                  <w:szCs w:val="21"/>
-                </w:rPr>
-                <w:t>invite</w:t>
-              </w:r>
-            </w:hyperlink>
-            <w:r>
-              <w:rPr>
-                <w:rFonts w:ascii="Garamond" w:hAnsi="Garamond"/>
-                <w:sz w:val="22"/>
-                <w:szCs w:val="21"/>
-              </w:rPr>
-              <w:t>]</w:t>
-            </w:r>
           </w:p>
         </w:tc>
         <w:tc>
@@ -15498,7 +15441,23 @@
                 <w:sz w:val="22"/>
                 <w:szCs w:val="21"/>
               </w:rPr>
-              <w:t>“NextGen Scholar Presentation: Cyrille E. Mvomo”</w:t>
+              <w:t xml:space="preserve">“NextGen Scholar </w:t>
+            </w:r>
+            <w:r>
+              <w:rPr>
+                <w:rFonts w:ascii="Garamond" w:hAnsi="Garamond"/>
+                <w:sz w:val="22"/>
+                <w:szCs w:val="21"/>
+              </w:rPr>
+              <w:t>Lightning Talk</w:t>
+            </w:r>
+            <w:r>
+              <w:rPr>
+                <w:rFonts w:ascii="Garamond" w:hAnsi="Garamond"/>
+                <w:sz w:val="22"/>
+                <w:szCs w:val="21"/>
+              </w:rPr>
+              <w:t>: Cyrille E. Mvomo”</w:t>
             </w:r>
           </w:p>
         </w:tc>
@@ -15653,7 +15612,15 @@
                 <w:sz w:val="22"/>
                 <w:szCs w:val="21"/>
               </w:rPr>
-              <w:t>Winter 2026</w:t>
+              <w:t>Fall</w:t>
+            </w:r>
+            <w:r>
+              <w:rPr>
+                <w:rFonts w:ascii="Garamond" w:hAnsi="Garamond"/>
+                <w:sz w:val="22"/>
+                <w:szCs w:val="21"/>
+              </w:rPr>
+              <w:t xml:space="preserve"> 2026</w:t>
             </w:r>
           </w:p>
         </w:tc>
@@ -15719,7 +15686,7 @@
                 <w:sz w:val="22"/>
                 <w:szCs w:val="21"/>
               </w:rPr>
-              <w:t>3</w:t>
+              <w:t>4</w:t>
             </w:r>
             <w:r>
               <w:rPr>
@@ -15807,7 +15774,7 @@
                 <w:sz w:val="22"/>
                 <w:szCs w:val="21"/>
               </w:rPr>
-              <w:t>Fall 2025</w:t>
+              <w:t>Winter 2026</w:t>
             </w:r>
           </w:p>
         </w:tc>
@@ -15833,55 +15800,7 @@
                 <w:sz w:val="22"/>
                 <w:szCs w:val="21"/>
               </w:rPr>
-              <w:t>Introduction to Research Methods</w:t>
-            </w:r>
-            <w:r>
-              <w:rPr>
-                <w:rFonts w:ascii="Garamond" w:hAnsi="Garamond"/>
-                <w:sz w:val="22"/>
-                <w:szCs w:val="21"/>
-              </w:rPr>
-              <w:t xml:space="preserve"> </w:t>
-            </w:r>
-            <w:r>
-              <w:rPr>
-                <w:rFonts w:ascii="Garamond" w:hAnsi="Garamond"/>
-                <w:sz w:val="22"/>
-                <w:szCs w:val="21"/>
-              </w:rPr>
-              <w:t>– 2 (U.E. 5.4</w:t>
-            </w:r>
-            <w:r>
-              <w:rPr>
-                <w:rFonts w:ascii="Garamond" w:hAnsi="Garamond"/>
-                <w:sz w:val="22"/>
-                <w:szCs w:val="21"/>
-              </w:rPr>
-              <w:t xml:space="preserve">, ~ </w:t>
-            </w:r>
-            <w:r>
-              <w:rPr>
-                <w:rFonts w:ascii="Garamond" w:hAnsi="Garamond"/>
-                <w:sz w:val="22"/>
-                <w:szCs w:val="21"/>
-              </w:rPr>
-              <w:t>20</w:t>
-            </w:r>
-            <w:r>
-              <w:rPr>
-                <w:rFonts w:ascii="Garamond" w:hAnsi="Garamond"/>
-                <w:sz w:val="22"/>
-                <w:szCs w:val="21"/>
-              </w:rPr>
-              <w:t xml:space="preserve"> students</w:t>
-            </w:r>
-            <w:r>
-              <w:rPr>
-                <w:rFonts w:ascii="Garamond" w:hAnsi="Garamond"/>
-                <w:sz w:val="22"/>
-                <w:szCs w:val="21"/>
-              </w:rPr>
-              <w:t>)</w:t>
+              <w:t>Introduction to Research Methods – 1 (U.E. 5.3, ~ 40 students)</w:t>
             </w:r>
           </w:p>
         </w:tc>
@@ -15937,7 +15856,7 @@
                 <w:sz w:val="22"/>
                 <w:szCs w:val="21"/>
               </w:rPr>
-              <w:t>Winter 2025</w:t>
+              <w:t>Fall 2025</w:t>
             </w:r>
           </w:p>
         </w:tc>
@@ -15963,55 +15882,7 @@
                 <w:sz w:val="22"/>
                 <w:szCs w:val="21"/>
               </w:rPr>
-              <w:t>Introduction to Research Methods</w:t>
-            </w:r>
-            <w:r>
-              <w:rPr>
-                <w:rFonts w:ascii="Garamond" w:hAnsi="Garamond"/>
-                <w:sz w:val="22"/>
-                <w:szCs w:val="21"/>
-              </w:rPr>
-              <w:t xml:space="preserve"> </w:t>
-            </w:r>
-            <w:r>
-              <w:rPr>
-                <w:rFonts w:ascii="Garamond" w:hAnsi="Garamond"/>
-                <w:sz w:val="22"/>
-                <w:szCs w:val="21"/>
-              </w:rPr>
-              <w:t>– 1 (U.E. 5.3</w:t>
-            </w:r>
-            <w:r>
-              <w:rPr>
-                <w:rFonts w:ascii="Garamond" w:hAnsi="Garamond"/>
-                <w:sz w:val="22"/>
-                <w:szCs w:val="21"/>
-              </w:rPr>
-              <w:t xml:space="preserve">, ~ </w:t>
-            </w:r>
-            <w:r>
-              <w:rPr>
-                <w:rFonts w:ascii="Garamond" w:hAnsi="Garamond"/>
-                <w:sz w:val="22"/>
-                <w:szCs w:val="21"/>
-              </w:rPr>
-              <w:t>20</w:t>
-            </w:r>
-            <w:r>
-              <w:rPr>
-                <w:rFonts w:ascii="Garamond" w:hAnsi="Garamond"/>
-                <w:sz w:val="22"/>
-                <w:szCs w:val="21"/>
-              </w:rPr>
-              <w:t xml:space="preserve"> students</w:t>
-            </w:r>
-            <w:r>
-              <w:rPr>
-                <w:rFonts w:ascii="Garamond" w:hAnsi="Garamond"/>
-                <w:sz w:val="22"/>
-                <w:szCs w:val="21"/>
-              </w:rPr>
-              <w:t>)</w:t>
+              <w:t>Introduction to Research Methods – 2 (U.E. 5.4, ~ 20 students)</w:t>
             </w:r>
           </w:p>
         </w:tc>
@@ -16067,7 +15938,7 @@
                 <w:sz w:val="22"/>
                 <w:szCs w:val="21"/>
               </w:rPr>
-              <w:t>Fall 2024</w:t>
+              <w:t>Winter 2025</w:t>
             </w:r>
           </w:p>
         </w:tc>
@@ -16093,55 +15964,7 @@
                 <w:sz w:val="22"/>
                 <w:szCs w:val="21"/>
               </w:rPr>
-              <w:t>Introduction to Research Methods</w:t>
-            </w:r>
-            <w:r>
-              <w:rPr>
-                <w:rFonts w:ascii="Garamond" w:hAnsi="Garamond"/>
-                <w:sz w:val="22"/>
-                <w:szCs w:val="21"/>
-              </w:rPr>
-              <w:t xml:space="preserve"> </w:t>
-            </w:r>
-            <w:r>
-              <w:rPr>
-                <w:rFonts w:ascii="Garamond" w:hAnsi="Garamond"/>
-                <w:sz w:val="22"/>
-                <w:szCs w:val="21"/>
-              </w:rPr>
-              <w:t>– 2 (U.E. 5.4</w:t>
-            </w:r>
-            <w:r>
-              <w:rPr>
-                <w:rFonts w:ascii="Garamond" w:hAnsi="Garamond"/>
-                <w:sz w:val="22"/>
-                <w:szCs w:val="21"/>
-              </w:rPr>
-              <w:t xml:space="preserve">, ~ </w:t>
-            </w:r>
-            <w:r>
-              <w:rPr>
-                <w:rFonts w:ascii="Garamond" w:hAnsi="Garamond"/>
-                <w:sz w:val="22"/>
-                <w:szCs w:val="21"/>
-              </w:rPr>
-              <w:t>35</w:t>
-            </w:r>
-            <w:r>
-              <w:rPr>
-                <w:rFonts w:ascii="Garamond" w:hAnsi="Garamond"/>
-                <w:sz w:val="22"/>
-                <w:szCs w:val="21"/>
-              </w:rPr>
-              <w:t xml:space="preserve"> students</w:t>
-            </w:r>
-            <w:r>
-              <w:rPr>
-                <w:rFonts w:ascii="Garamond" w:hAnsi="Garamond"/>
-                <w:sz w:val="22"/>
-                <w:szCs w:val="21"/>
-              </w:rPr>
-              <w:t>)</w:t>
+              <w:t>Introduction to Research Methods – 1 (U.E. 5.3, ~ 20 students)</w:t>
             </w:r>
           </w:p>
         </w:tc>
@@ -16197,7 +16020,7 @@
                 <w:sz w:val="22"/>
                 <w:szCs w:val="21"/>
               </w:rPr>
-              <w:t>Winter 2024</w:t>
+              <w:t>Fall 2024</w:t>
             </w:r>
           </w:p>
         </w:tc>
@@ -16223,39 +16046,89 @@
                 <w:sz w:val="22"/>
                 <w:szCs w:val="21"/>
               </w:rPr>
-              <w:t>Introduction to Research Methods – 1 (U.E. 5.3</w:t>
-            </w:r>
-            <w:r>
-              <w:rPr>
-                <w:rFonts w:ascii="Garamond" w:hAnsi="Garamond"/>
-                <w:sz w:val="22"/>
-                <w:szCs w:val="21"/>
-              </w:rPr>
-              <w:t xml:space="preserve">, ~ </w:t>
-            </w:r>
-            <w:r>
-              <w:rPr>
-                <w:rFonts w:ascii="Garamond" w:hAnsi="Garamond"/>
-                <w:sz w:val="22"/>
-                <w:szCs w:val="21"/>
-              </w:rPr>
-              <w:t>35</w:t>
-            </w:r>
-            <w:r>
-              <w:rPr>
-                <w:rFonts w:ascii="Garamond" w:hAnsi="Garamond"/>
-                <w:sz w:val="22"/>
-                <w:szCs w:val="21"/>
-              </w:rPr>
-              <w:t xml:space="preserve"> students</w:t>
-            </w:r>
-            <w:r>
-              <w:rPr>
-                <w:rFonts w:ascii="Garamond" w:hAnsi="Garamond"/>
-                <w:sz w:val="22"/>
-                <w:szCs w:val="21"/>
-              </w:rPr>
-              <w:t>)</w:t>
+              <w:t>Introduction to Research Methods – 2 (U.E. 5.4, ~ 35 students)</w:t>
+            </w:r>
+          </w:p>
+        </w:tc>
+        <w:tc>
+          <w:tcPr>
+            <w:tcW w:w="2425" w:type="dxa"/>
+          </w:tcPr>
+          <w:p>
+            <w:pPr>
+              <w:spacing w:before="0" w:after="40" w:line="240" w:lineRule="auto"/>
+              <w:jc w:val="right"/>
+              <w:rPr>
+                <w:rFonts w:ascii="Garamond" w:hAnsi="Garamond"/>
+                <w:sz w:val="22"/>
+                <w:szCs w:val="21"/>
+              </w:rPr>
+            </w:pPr>
+            <w:r>
+              <w:rPr>
+                <w:rFonts w:ascii="Garamond" w:hAnsi="Garamond"/>
+                <w:sz w:val="22"/>
+                <w:szCs w:val="21"/>
+              </w:rPr>
+              <w:t>University of Paris – Cité</w:t>
+            </w:r>
+          </w:p>
+        </w:tc>
+      </w:tr>
+      <w:tr>
+        <w:trPr>
+          <w:trHeight w:val="66"/>
+        </w:trPr>
+        <w:tc>
+          <w:tcPr>
+            <w:tcW w:w="1289" w:type="dxa"/>
+            <w:tcBorders>
+              <w:right w:val="single" w:sz="12" w:space="0" w:color="A6A6A6" w:themeColor="background1" w:themeShade="A6"/>
+            </w:tcBorders>
+          </w:tcPr>
+          <w:p>
+            <w:pPr>
+              <w:spacing w:before="0" w:after="40" w:line="240" w:lineRule="auto"/>
+              <w:jc w:val="right"/>
+              <w:rPr>
+                <w:rFonts w:ascii="Garamond" w:hAnsi="Garamond"/>
+                <w:sz w:val="22"/>
+                <w:szCs w:val="21"/>
+              </w:rPr>
+            </w:pPr>
+            <w:r>
+              <w:rPr>
+                <w:rFonts w:ascii="Garamond" w:hAnsi="Garamond"/>
+                <w:sz w:val="22"/>
+                <w:szCs w:val="21"/>
+              </w:rPr>
+              <w:t>Winter 2024</w:t>
+            </w:r>
+          </w:p>
+        </w:tc>
+        <w:tc>
+          <w:tcPr>
+            <w:tcW w:w="6474" w:type="dxa"/>
+            <w:tcBorders>
+              <w:left w:val="single" w:sz="12" w:space="0" w:color="A6A6A6" w:themeColor="background1" w:themeShade="A6"/>
+            </w:tcBorders>
+          </w:tcPr>
+          <w:p>
+            <w:pPr>
+              <w:spacing w:before="0" w:after="40" w:line="240" w:lineRule="auto"/>
+              <w:rPr>
+                <w:rFonts w:ascii="Garamond" w:hAnsi="Garamond"/>
+                <w:sz w:val="22"/>
+                <w:szCs w:val="21"/>
+              </w:rPr>
+            </w:pPr>
+            <w:r>
+              <w:rPr>
+                <w:rFonts w:ascii="Garamond" w:hAnsi="Garamond"/>
+                <w:sz w:val="22"/>
+                <w:szCs w:val="21"/>
+              </w:rPr>
+              <w:t>Introduction to Research Methods – 1 (U.E. 5.3, ~ 35 students)</w:t>
             </w:r>
           </w:p>
         </w:tc>
@@ -16770,7 +16643,23 @@
           <w:sz w:val="22"/>
           <w:szCs w:val="21"/>
         </w:rPr>
-        <w:t>from 100 to 500+</w:t>
+        <w:t xml:space="preserve">from 100 to </w:t>
+      </w:r>
+      <w:r>
+        <w:rPr>
+          <w:rFonts w:ascii="Garamond" w:hAnsi="Garamond"/>
+          <w:sz w:val="22"/>
+          <w:szCs w:val="21"/>
+        </w:rPr>
+        <w:t>6</w:t>
+      </w:r>
+      <w:r>
+        <w:rPr>
+          <w:rFonts w:ascii="Garamond" w:hAnsi="Garamond"/>
+          <w:sz w:val="22"/>
+          <w:szCs w:val="21"/>
+        </w:rPr>
+        <w:t>00+</w:t>
       </w:r>
       <w:r>
         <w:rPr>
@@ -20017,7 +19906,7 @@
                 <w:szCs w:val="21"/>
               </w:rPr>
             </w:pPr>
-            <w:hyperlink r:id="rId66" w:history="1">
+            <w:hyperlink r:id="rId63" w:history="1">
               <w:r>
                 <w:rPr>
                   <w:rStyle w:val="Hyperlink"/>
@@ -20114,7 +20003,7 @@
                 <w:szCs w:val="21"/>
               </w:rPr>
             </w:pPr>
-            <w:hyperlink r:id="rId67" w:history="1">
+            <w:hyperlink r:id="rId64" w:history="1">
               <w:r>
                 <w:rPr>
                   <w:rStyle w:val="Hyperlink"/>
@@ -20200,7 +20089,7 @@
                 <w:szCs w:val="21"/>
               </w:rPr>
             </w:pPr>
-            <w:hyperlink r:id="rId68" w:history="1">
+            <w:hyperlink r:id="rId65" w:history="1">
               <w:r>
                 <w:rPr>
                   <w:rStyle w:val="Hyperlink"/>
@@ -20295,7 +20184,7 @@
                 <w:szCs w:val="21"/>
               </w:rPr>
             </w:pPr>
-            <w:hyperlink r:id="rId69" w:history="1">
+            <w:hyperlink r:id="rId66" w:history="1">
               <w:r>
                 <w:rPr>
                   <w:rStyle w:val="Hyperlink"/>
@@ -23318,6 +23207,200 @@
                 <w:sz w:val="22"/>
                 <w:szCs w:val="21"/>
               </w:rPr>
+              <w:t>2026</w:t>
+            </w:r>
+            <w:r>
+              <w:rPr>
+                <w:rFonts w:ascii="Garamond" w:hAnsi="Garamond"/>
+                <w:sz w:val="22"/>
+                <w:szCs w:val="21"/>
+              </w:rPr>
+              <w:t>-Now</w:t>
+            </w:r>
+          </w:p>
+        </w:tc>
+        <w:tc>
+          <w:tcPr>
+            <w:tcW w:w="8982" w:type="dxa"/>
+            <w:tcBorders>
+              <w:left w:val="single" w:sz="12" w:space="0" w:color="A6A6A6" w:themeColor="background1" w:themeShade="A6"/>
+            </w:tcBorders>
+          </w:tcPr>
+          <w:p>
+            <w:pPr>
+              <w:spacing w:before="0" w:line="240" w:lineRule="auto"/>
+              <w:rPr>
+                <w:rFonts w:ascii="Garamond" w:hAnsi="Garamond"/>
+                <w:sz w:val="22"/>
+                <w:szCs w:val="21"/>
+              </w:rPr>
+            </w:pPr>
+            <w:r>
+              <w:rPr>
+                <w:rFonts w:ascii="Garamond" w:hAnsi="Garamond"/>
+                <w:sz w:val="22"/>
+                <w:szCs w:val="21"/>
+              </w:rPr>
+              <w:t xml:space="preserve">McGill </w:t>
+            </w:r>
+            <w:r>
+              <w:rPr>
+                <w:rFonts w:ascii="Garamond" w:hAnsi="Garamond"/>
+                <w:sz w:val="22"/>
+                <w:szCs w:val="21"/>
+              </w:rPr>
+              <w:t>Black Students Breathe</w:t>
+            </w:r>
+            <w:r>
+              <w:rPr>
+                <w:rFonts w:ascii="Garamond" w:hAnsi="Garamond"/>
+                <w:sz w:val="22"/>
+                <w:szCs w:val="21"/>
+              </w:rPr>
+              <w:t xml:space="preserve"> (BSB)</w:t>
+            </w:r>
+          </w:p>
+          <w:p>
+            <w:pPr>
+              <w:spacing w:before="0" w:after="60" w:line="240" w:lineRule="auto"/>
+              <w:rPr>
+                <w:rFonts w:ascii="Garamond" w:hAnsi="Garamond"/>
+                <w:i/>
+                <w:iCs/>
+                <w:sz w:val="22"/>
+                <w:szCs w:val="21"/>
+              </w:rPr>
+            </w:pPr>
+            <w:r>
+              <w:rPr>
+                <w:rFonts w:ascii="Garamond" w:hAnsi="Garamond"/>
+                <w:i/>
+                <w:iCs/>
+                <w:sz w:val="22"/>
+                <w:szCs w:val="21"/>
+              </w:rPr>
+              <w:t xml:space="preserve">Community </w:t>
+            </w:r>
+            <w:r>
+              <w:rPr>
+                <w:rFonts w:ascii="Garamond" w:hAnsi="Garamond"/>
+                <w:i/>
+                <w:iCs/>
+                <w:sz w:val="22"/>
+                <w:szCs w:val="21"/>
+              </w:rPr>
+              <w:t>e</w:t>
+            </w:r>
+            <w:r>
+              <w:rPr>
+                <w:rFonts w:ascii="Garamond" w:hAnsi="Garamond"/>
+                <w:i/>
+                <w:iCs/>
+                <w:sz w:val="22"/>
+                <w:szCs w:val="21"/>
+              </w:rPr>
+              <w:t xml:space="preserve">ngagement </w:t>
+            </w:r>
+            <w:r>
+              <w:rPr>
+                <w:rFonts w:ascii="Garamond" w:hAnsi="Garamond"/>
+                <w:i/>
+                <w:iCs/>
+                <w:sz w:val="22"/>
+                <w:szCs w:val="21"/>
+              </w:rPr>
+              <w:t>v</w:t>
+            </w:r>
+            <w:r>
+              <w:rPr>
+                <w:rFonts w:ascii="Garamond" w:hAnsi="Garamond"/>
+                <w:i/>
+                <w:iCs/>
+                <w:sz w:val="22"/>
+                <w:szCs w:val="21"/>
+              </w:rPr>
+              <w:t>olunteer</w:t>
+            </w:r>
+            <w:r>
+              <w:rPr>
+                <w:rFonts w:ascii="Garamond" w:hAnsi="Garamond"/>
+                <w:i/>
+                <w:iCs/>
+                <w:sz w:val="22"/>
+                <w:szCs w:val="21"/>
+              </w:rPr>
+              <w:t xml:space="preserve"> for</w:t>
+            </w:r>
+            <w:r>
+              <w:rPr>
+                <w:rFonts w:ascii="Garamond" w:hAnsi="Garamond"/>
+                <w:i/>
+                <w:iCs/>
+                <w:sz w:val="22"/>
+                <w:szCs w:val="21"/>
+              </w:rPr>
+              <w:t xml:space="preserve"> BSB,</w:t>
+            </w:r>
+            <w:r>
+              <w:rPr>
+                <w:rFonts w:ascii="Garamond" w:hAnsi="Garamond"/>
+                <w:i/>
+                <w:iCs/>
+                <w:sz w:val="22"/>
+                <w:szCs w:val="21"/>
+              </w:rPr>
+              <w:t xml:space="preserve"> an </w:t>
+            </w:r>
+            <w:r>
+              <w:rPr>
+                <w:rFonts w:ascii="Garamond" w:hAnsi="Garamond"/>
+                <w:i/>
+                <w:iCs/>
+                <w:sz w:val="22"/>
+                <w:szCs w:val="21"/>
+              </w:rPr>
+              <w:t>initiative that creates spaces for Black students to connect, express themselves, and support their collective well-being within the university environment</w:t>
+            </w:r>
+            <w:r>
+              <w:rPr>
+                <w:rFonts w:ascii="Garamond" w:hAnsi="Garamond"/>
+                <w:i/>
+                <w:iCs/>
+                <w:sz w:val="22"/>
+                <w:szCs w:val="21"/>
+              </w:rPr>
+              <w:t>.</w:t>
+            </w:r>
+          </w:p>
+        </w:tc>
+      </w:tr>
+      <w:tr>
+        <w:trPr>
+          <w:trHeight w:val="66"/>
+        </w:trPr>
+        <w:tc>
+          <w:tcPr>
+            <w:tcW w:w="1206" w:type="dxa"/>
+            <w:tcBorders>
+              <w:right w:val="single" w:sz="12" w:space="0" w:color="A6A6A6" w:themeColor="background1" w:themeShade="A6"/>
+            </w:tcBorders>
+          </w:tcPr>
+          <w:p>
+            <w:pPr>
+              <w:spacing w:before="0" w:after="40" w:line="240" w:lineRule="auto"/>
+              <w:jc w:val="right"/>
+              <w:rPr>
+                <w:rFonts w:ascii="Garamond" w:hAnsi="Garamond"/>
+                <w:sz w:val="22"/>
+                <w:szCs w:val="21"/>
+              </w:rPr>
+            </w:pPr>
+            <w:r>
+              <w:rPr>
+                <w:rFonts w:ascii="Garamond" w:hAnsi="Garamond"/>
+                <w:sz w:val="22"/>
+                <w:szCs w:val="21"/>
+              </w:rPr>
               <w:t>2024</w:t>
             </w:r>
           </w:p>
@@ -23645,23 +23728,7 @@
                 <w:sz w:val="22"/>
                 <w:szCs w:val="21"/>
               </w:rPr>
-              <w:t>2026-</w:t>
-            </w:r>
-            <w:r>
-              <w:rPr>
-                <w:rFonts w:ascii="Garamond" w:hAnsi="Garamond"/>
-                <w:sz w:val="22"/>
-                <w:szCs w:val="21"/>
-              </w:rPr>
-              <w:t>N</w:t>
-            </w:r>
-            <w:r>
-              <w:rPr>
-                <w:rFonts w:ascii="Garamond" w:hAnsi="Garamond"/>
-                <w:sz w:val="22"/>
-                <w:szCs w:val="21"/>
-              </w:rPr>
-              <w:t>ow</w:t>
+              <w:t>2026-Now</w:t>
             </w:r>
           </w:p>
         </w:tc>
@@ -23687,7 +23754,31 @@
                 <w:sz w:val="22"/>
                 <w:szCs w:val="21"/>
               </w:rPr>
-              <w:t>EPIC-AT Training</w:t>
+              <w:t xml:space="preserve">McGill </w:t>
+            </w:r>
+            <w:r>
+              <w:rPr>
+                <w:rFonts w:ascii="Garamond" w:hAnsi="Garamond"/>
+                <w:sz w:val="22"/>
+                <w:szCs w:val="21"/>
+              </w:rPr>
+              <w:t>College of Graduate Mentorship</w:t>
+            </w:r>
+            <w:r>
+              <w:rPr>
+                <w:rFonts w:ascii="Garamond" w:hAnsi="Garamond"/>
+                <w:sz w:val="22"/>
+                <w:szCs w:val="21"/>
+              </w:rPr>
+              <w:t xml:space="preserve"> </w:t>
+            </w:r>
+            <w:r>
+              <w:rPr>
+                <w:rFonts w:ascii="Garamond" w:hAnsi="Garamond"/>
+                <w:sz w:val="22"/>
+                <w:szCs w:val="21"/>
+              </w:rPr>
+              <w:t>Program</w:t>
             </w:r>
           </w:p>
           <w:p>
@@ -23695,41 +23786,39 @@
               <w:spacing w:before="0" w:after="60" w:line="240" w:lineRule="auto"/>
               <w:rPr>
                 <w:rFonts w:ascii="Garamond" w:hAnsi="Garamond"/>
-                <w:i/>
-                <w:iCs/>
-                <w:sz w:val="22"/>
-                <w:szCs w:val="21"/>
-              </w:rPr>
-            </w:pPr>
-            <w:r>
-              <w:rPr>
-                <w:rFonts w:ascii="Garamond" w:hAnsi="Garamond"/>
-                <w:i/>
-                <w:iCs/>
-                <w:sz w:val="22"/>
-                <w:szCs w:val="21"/>
-              </w:rPr>
-              <w:t xml:space="preserve">Interdisciplinary training in AgeTech innovation to translate research findings into </w:t>
-            </w:r>
-            <w:r>
-              <w:rPr>
-                <w:rFonts w:ascii="Garamond" w:hAnsi="Garamond"/>
-                <w:i/>
-                <w:iCs/>
-                <w:sz w:val="22"/>
-                <w:szCs w:val="21"/>
-              </w:rPr>
-              <w:t xml:space="preserve">digital </w:t>
-            </w:r>
-            <w:r>
-              <w:rPr>
-                <w:rFonts w:ascii="Garamond" w:hAnsi="Garamond"/>
-                <w:i/>
-                <w:iCs/>
-                <w:sz w:val="22"/>
-                <w:szCs w:val="21"/>
-              </w:rPr>
-              <w:t>solutions for older Canadians.</w:t>
+                <w:sz w:val="22"/>
+                <w:szCs w:val="21"/>
+              </w:rPr>
+            </w:pPr>
+            <w:r>
+              <w:rPr>
+                <w:rFonts w:ascii="Garamond" w:hAnsi="Garamond"/>
+                <w:i/>
+                <w:iCs/>
+                <w:sz w:val="22"/>
+                <w:szCs w:val="21"/>
+              </w:rPr>
+              <w:t>C</w:t>
+            </w:r>
+            <w:r>
+              <w:rPr>
+                <w:rFonts w:ascii="Garamond" w:hAnsi="Garamond"/>
+                <w:i/>
+                <w:iCs/>
+                <w:sz w:val="22"/>
+                <w:szCs w:val="21"/>
+              </w:rPr>
+              <w:t>ross-disciplinary faculty mentorship program supporting the transition from doctoral training to an academic career</w:t>
+            </w:r>
+            <w:r>
+              <w:rPr>
+                <w:rFonts w:ascii="Garamond" w:hAnsi="Garamond"/>
+                <w:i/>
+                <w:iCs/>
+                <w:sz w:val="22"/>
+                <w:szCs w:val="21"/>
+              </w:rPr>
+              <w:t>.</w:t>
             </w:r>
           </w:p>
         </w:tc>
@@ -23761,15 +23850,7 @@
                 <w:sz w:val="22"/>
                 <w:szCs w:val="21"/>
               </w:rPr>
-              <w:t>202</w:t>
-            </w:r>
-            <w:r>
-              <w:rPr>
-                <w:rFonts w:ascii="Garamond" w:hAnsi="Garamond"/>
-                <w:sz w:val="22"/>
-                <w:szCs w:val="21"/>
-              </w:rPr>
-              <w:t>4-Now</w:t>
+              <w:t>2026-Now</w:t>
             </w:r>
           </w:p>
         </w:tc>
@@ -23795,7 +23876,7 @@
                 <w:sz w:val="22"/>
                 <w:szCs w:val="21"/>
               </w:rPr>
-              <w:t>McGill Science Education Fellow Program</w:t>
+              <w:t>EPIC-AT Training</w:t>
             </w:r>
           </w:p>
           <w:p>
@@ -23803,89 +23884,21 @@
               <w:spacing w:before="0" w:after="60" w:line="240" w:lineRule="auto"/>
               <w:rPr>
                 <w:rFonts w:ascii="Garamond" w:hAnsi="Garamond"/>
-                <w:sz w:val="22"/>
-                <w:szCs w:val="21"/>
-              </w:rPr>
-            </w:pPr>
-            <w:r>
-              <w:rPr>
-                <w:rFonts w:ascii="Garamond" w:hAnsi="Garamond"/>
-                <w:i/>
-                <w:iCs/>
-                <w:sz w:val="22"/>
-                <w:szCs w:val="21"/>
-              </w:rPr>
-              <w:t>T</w:t>
-            </w:r>
-            <w:r>
-              <w:rPr>
-                <w:rFonts w:ascii="Garamond" w:hAnsi="Garamond"/>
-                <w:i/>
-                <w:iCs/>
-                <w:sz w:val="22"/>
-                <w:szCs w:val="21"/>
-              </w:rPr>
-              <w:t>raining to become next-generation science faculty through lectures</w:t>
-            </w:r>
-            <w:r>
-              <w:rPr>
-                <w:rFonts w:ascii="Garamond" w:hAnsi="Garamond"/>
-                <w:i/>
-                <w:iCs/>
-                <w:sz w:val="22"/>
-                <w:szCs w:val="21"/>
-              </w:rPr>
-              <w:t>/workshops</w:t>
-            </w:r>
-            <w:r>
-              <w:rPr>
-                <w:rFonts w:ascii="Garamond" w:hAnsi="Garamond"/>
-                <w:i/>
-                <w:iCs/>
-                <w:sz w:val="22"/>
-                <w:szCs w:val="21"/>
-              </w:rPr>
-              <w:t xml:space="preserve"> on science education</w:t>
-            </w:r>
-            <w:r>
-              <w:rPr>
-                <w:rFonts w:ascii="Garamond" w:hAnsi="Garamond"/>
-                <w:i/>
-                <w:iCs/>
-                <w:sz w:val="22"/>
-                <w:szCs w:val="21"/>
-              </w:rPr>
-              <w:t xml:space="preserve"> </w:t>
-            </w:r>
-            <w:r>
-              <w:rPr>
-                <w:rFonts w:ascii="Garamond" w:hAnsi="Garamond"/>
-                <w:i/>
-                <w:iCs/>
-                <w:sz w:val="22"/>
-                <w:szCs w:val="21"/>
-              </w:rPr>
-              <w:t xml:space="preserve">and faculty </w:t>
-            </w:r>
-            <w:r>
-              <w:rPr>
-                <w:rFonts w:ascii="Garamond" w:hAnsi="Garamond"/>
-                <w:i/>
-                <w:iCs/>
-                <w:sz w:val="22"/>
-                <w:szCs w:val="21"/>
-              </w:rPr>
-              <w:t>mentoring</w:t>
-            </w:r>
-            <w:r>
-              <w:rPr>
-                <w:rFonts w:ascii="Garamond" w:hAnsi="Garamond"/>
-                <w:i/>
-                <w:iCs/>
-                <w:sz w:val="22"/>
-                <w:szCs w:val="21"/>
-              </w:rPr>
-              <w:t>.</w:t>
+                <w:i/>
+                <w:iCs/>
+                <w:sz w:val="22"/>
+                <w:szCs w:val="21"/>
+              </w:rPr>
+            </w:pPr>
+            <w:r>
+              <w:rPr>
+                <w:rFonts w:ascii="Garamond" w:hAnsi="Garamond"/>
+                <w:i/>
+                <w:iCs/>
+                <w:sz w:val="22"/>
+                <w:szCs w:val="21"/>
+              </w:rPr>
+              <w:t>Interdisciplinary training in AgeTech innovation to translate research findings into digital solutions for older Canadians.</w:t>
             </w:r>
           </w:p>
         </w:tc>
@@ -23917,15 +23930,7 @@
                 <w:sz w:val="22"/>
                 <w:szCs w:val="21"/>
               </w:rPr>
-              <w:t>202</w:t>
-            </w:r>
-            <w:r>
-              <w:rPr>
-                <w:rFonts w:ascii="Garamond" w:hAnsi="Garamond"/>
-                <w:sz w:val="22"/>
-                <w:szCs w:val="21"/>
-              </w:rPr>
-              <w:t>4</w:t>
+              <w:t>2024-Now</w:t>
             </w:r>
           </w:p>
         </w:tc>
@@ -23951,23 +23956,7 @@
                 <w:sz w:val="22"/>
                 <w:szCs w:val="21"/>
               </w:rPr>
-              <w:t xml:space="preserve">V1 Studio </w:t>
-            </w:r>
-            <w:r>
-              <w:rPr>
-                <w:rFonts w:ascii="Garamond" w:hAnsi="Garamond"/>
-                <w:sz w:val="22"/>
-                <w:szCs w:val="21"/>
-              </w:rPr>
-              <w:t>Researchers and Entrepreneurs Network Program (RCE</w:t>
-            </w:r>
-            <w:r>
-              <w:rPr>
-                <w:rFonts w:ascii="Garamond" w:hAnsi="Garamond"/>
-                <w:sz w:val="22"/>
-                <w:szCs w:val="21"/>
-              </w:rPr>
-              <w:t>)</w:t>
+              <w:t>McGill Science Education Fellow Program</w:t>
             </w:r>
           </w:p>
           <w:p>
@@ -23987,17 +23976,7 @@
                 <w:sz w:val="22"/>
                 <w:szCs w:val="21"/>
               </w:rPr>
-              <w:t>Entrepreneurship training for researchers to translate research findings into real-world solutions</w:t>
-            </w:r>
-            <w:r>
-              <w:rPr>
-                <w:rFonts w:ascii="Garamond" w:hAnsi="Garamond"/>
-                <w:i/>
-                <w:iCs/>
-                <w:sz w:val="22"/>
-                <w:szCs w:val="21"/>
-              </w:rPr>
-              <w:t>.</w:t>
+              <w:t>Training to become next-generation science faculty through lectures/workshops on science education and faculty mentoring.</w:t>
             </w:r>
           </w:p>
         </w:tc>
@@ -24029,15 +24008,7 @@
                 <w:sz w:val="22"/>
                 <w:szCs w:val="21"/>
               </w:rPr>
-              <w:t>202</w:t>
-            </w:r>
-            <w:r>
-              <w:rPr>
-                <w:rFonts w:ascii="Garamond" w:hAnsi="Garamond"/>
-                <w:sz w:val="22"/>
-                <w:szCs w:val="21"/>
-              </w:rPr>
-              <w:t>3</w:t>
+              <w:t>2024</w:t>
             </w:r>
           </w:p>
         </w:tc>
@@ -24063,23 +24034,7 @@
                 <w:sz w:val="22"/>
                 <w:szCs w:val="21"/>
               </w:rPr>
-              <w:t xml:space="preserve">CIHR Integrating Sex and Gender </w:t>
-            </w:r>
-            <w:r>
-              <w:rPr>
-                <w:rFonts w:ascii="Garamond" w:hAnsi="Garamond"/>
-                <w:sz w:val="22"/>
-                <w:szCs w:val="21"/>
-              </w:rPr>
-              <w:t>into</w:t>
-            </w:r>
-            <w:r>
-              <w:rPr>
-                <w:rFonts w:ascii="Garamond" w:hAnsi="Garamond"/>
-                <w:sz w:val="22"/>
-                <w:szCs w:val="21"/>
-              </w:rPr>
-              <w:t xml:space="preserve"> Health Research</w:t>
+              <w:t>V1 Studio Researchers and Entrepreneurs Network Program (RCE)</w:t>
             </w:r>
           </w:p>
           <w:p>
@@ -24099,17 +24054,7 @@
                 <w:sz w:val="22"/>
                 <w:szCs w:val="21"/>
               </w:rPr>
-              <w:t>Training in integrating sex and gender considerations into health research design, methods, analysis, and interpretation</w:t>
-            </w:r>
-            <w:r>
-              <w:rPr>
-                <w:rFonts w:ascii="Garamond" w:hAnsi="Garamond"/>
-                <w:i/>
-                <w:iCs/>
-                <w:sz w:val="22"/>
-                <w:szCs w:val="21"/>
-              </w:rPr>
-              <w:t>.</w:t>
+              <w:t>Entrepreneurship training for researchers to translate research findings into real-world solutions.</w:t>
             </w:r>
           </w:p>
         </w:tc>
@@ -24141,15 +24086,7 @@
                 <w:sz w:val="22"/>
                 <w:szCs w:val="21"/>
               </w:rPr>
-              <w:t>202</w:t>
-            </w:r>
-            <w:r>
-              <w:rPr>
-                <w:rFonts w:ascii="Garamond" w:hAnsi="Garamond"/>
-                <w:sz w:val="22"/>
-                <w:szCs w:val="21"/>
-              </w:rPr>
-              <w:t>3</w:t>
+              <w:t>2023</w:t>
             </w:r>
           </w:p>
         </w:tc>
@@ -24175,7 +24112,7 @@
                 <w:sz w:val="22"/>
                 <w:szCs w:val="21"/>
               </w:rPr>
-              <w:t>Government of Canada TCPS 2 CORE-2022 (Research Ethics)</w:t>
+              <w:t>CIHR Integrating Sex and Gender into Health Research</w:t>
             </w:r>
           </w:p>
           <w:p>
@@ -24195,17 +24132,7 @@
                 <w:sz w:val="22"/>
                 <w:szCs w:val="21"/>
               </w:rPr>
-              <w:t>Training in the ethical conduct of research involving humans under Canada’s Tri-Council Policy Statement (TCPS 2)</w:t>
-            </w:r>
-            <w:r>
-              <w:rPr>
-                <w:rFonts w:ascii="Garamond" w:hAnsi="Garamond"/>
-                <w:i/>
-                <w:iCs/>
-                <w:sz w:val="22"/>
-                <w:szCs w:val="21"/>
-              </w:rPr>
-              <w:t>.</w:t>
+              <w:t>Training in integrating sex and gender considerations into health research design, methods, analysis, and interpretation.</w:t>
             </w:r>
           </w:p>
         </w:tc>
@@ -24237,15 +24164,7 @@
                 <w:sz w:val="22"/>
                 <w:szCs w:val="21"/>
               </w:rPr>
-              <w:t>202</w:t>
-            </w:r>
-            <w:r>
-              <w:rPr>
-                <w:rFonts w:ascii="Garamond" w:hAnsi="Garamond"/>
-                <w:sz w:val="22"/>
-                <w:szCs w:val="21"/>
-              </w:rPr>
-              <w:t>2</w:t>
+              <w:t>2023</w:t>
             </w:r>
           </w:p>
         </w:tc>
@@ -24271,15 +24190,7 @@
                 <w:sz w:val="22"/>
                 <w:szCs w:val="21"/>
               </w:rPr>
-              <w:t xml:space="preserve">Motek Medical </w:t>
-            </w:r>
-            <w:r>
-              <w:rPr>
-                <w:rFonts w:ascii="Garamond" w:hAnsi="Garamond"/>
-                <w:sz w:val="22"/>
-                <w:szCs w:val="21"/>
-              </w:rPr>
-              <w:t>Gait Analysis &amp; Rehabilitation using CAREN (Operator Level 1)</w:t>
+              <w:t>Government of Canada TCPS 2 CORE-2022 (Research Ethics)</w:t>
             </w:r>
           </w:p>
           <w:p>
@@ -24299,27 +24210,8 @@
                 <w:sz w:val="22"/>
                 <w:szCs w:val="21"/>
               </w:rPr>
-              <w:t>Training on fully immersive multimodal motion analysis</w:t>
-            </w:r>
-            <w:r>
-              <w:rPr>
-                <w:rFonts w:ascii="Garamond" w:hAnsi="Garamond"/>
-                <w:i/>
-                <w:iCs/>
-                <w:sz w:val="22"/>
-                <w:szCs w:val="21"/>
-              </w:rPr>
-              <w:t xml:space="preserve"> (e.g., optical, inertial, force plates, EMG, ...) using CAREN</w:t>
-            </w:r>
-            <w:r>
-              <w:rPr>
-                <w:rFonts w:ascii="Garamond" w:hAnsi="Garamond"/>
-                <w:i/>
-                <w:iCs/>
-                <w:sz w:val="22"/>
-                <w:szCs w:val="21"/>
-              </w:rPr>
-              <w:t>.</w:t>
+              <w:lastRenderedPageBreak/>
+              <w:t>Training in the ethical conduct of research involving humans under Canada’s Tri-Council Policy Statement (TCPS 2).</w:t>
             </w:r>
           </w:p>
         </w:tc>
@@ -24337,7 +24229,7 @@
           </w:tcPr>
           <w:p>
             <w:pPr>
-              <w:spacing w:before="0" w:line="240" w:lineRule="auto"/>
+              <w:spacing w:before="0" w:after="40" w:line="240" w:lineRule="auto"/>
               <w:jc w:val="right"/>
               <w:rPr>
                 <w:rFonts w:ascii="Garamond" w:hAnsi="Garamond"/>
@@ -24351,15 +24243,8 @@
                 <w:sz w:val="22"/>
                 <w:szCs w:val="21"/>
               </w:rPr>
-              <w:t>202</w:t>
-            </w:r>
-            <w:r>
-              <w:rPr>
-                <w:rFonts w:ascii="Garamond" w:hAnsi="Garamond"/>
-                <w:sz w:val="22"/>
-                <w:szCs w:val="21"/>
-              </w:rPr>
-              <w:t>1</w:t>
+              <w:lastRenderedPageBreak/>
+              <w:t>2022</w:t>
             </w:r>
           </w:p>
         </w:tc>
@@ -24385,6 +24270,84 @@
                 <w:sz w:val="22"/>
                 <w:szCs w:val="21"/>
               </w:rPr>
+              <w:t>Motek Medical Gait Analysis &amp; Rehabilitation using CAREN (Operator Level 1)</w:t>
+            </w:r>
+          </w:p>
+          <w:p>
+            <w:pPr>
+              <w:spacing w:before="0" w:after="60" w:line="240" w:lineRule="auto"/>
+              <w:rPr>
+                <w:rFonts w:ascii="Garamond" w:hAnsi="Garamond"/>
+                <w:sz w:val="22"/>
+                <w:szCs w:val="21"/>
+              </w:rPr>
+            </w:pPr>
+            <w:r>
+              <w:rPr>
+                <w:rFonts w:ascii="Garamond" w:hAnsi="Garamond"/>
+                <w:i/>
+                <w:iCs/>
+                <w:sz w:val="22"/>
+                <w:szCs w:val="21"/>
+              </w:rPr>
+              <w:t>Training on fully immersive multimodal motion analysis (e.g., optical, inertial, force plates, EMG, ...) using CAREN.</w:t>
+            </w:r>
+          </w:p>
+        </w:tc>
+      </w:tr>
+      <w:tr>
+        <w:trPr>
+          <w:trHeight w:val="66"/>
+        </w:trPr>
+        <w:tc>
+          <w:tcPr>
+            <w:tcW w:w="1206" w:type="dxa"/>
+            <w:tcBorders>
+              <w:right w:val="single" w:sz="12" w:space="0" w:color="A6A6A6" w:themeColor="background1" w:themeShade="A6"/>
+            </w:tcBorders>
+          </w:tcPr>
+          <w:p>
+            <w:pPr>
+              <w:spacing w:before="0" w:line="240" w:lineRule="auto"/>
+              <w:jc w:val="right"/>
+              <w:rPr>
+                <w:rFonts w:ascii="Garamond" w:hAnsi="Garamond"/>
+                <w:sz w:val="22"/>
+                <w:szCs w:val="21"/>
+              </w:rPr>
+            </w:pPr>
+            <w:r>
+              <w:rPr>
+                <w:rFonts w:ascii="Garamond" w:hAnsi="Garamond"/>
+                <w:sz w:val="22"/>
+                <w:szCs w:val="21"/>
+              </w:rPr>
+              <w:t>2021</w:t>
+            </w:r>
+          </w:p>
+        </w:tc>
+        <w:tc>
+          <w:tcPr>
+            <w:tcW w:w="8982" w:type="dxa"/>
+            <w:tcBorders>
+              <w:left w:val="single" w:sz="12" w:space="0" w:color="A6A6A6" w:themeColor="background1" w:themeShade="A6"/>
+            </w:tcBorders>
+          </w:tcPr>
+          <w:p>
+            <w:pPr>
+              <w:spacing w:before="0" w:line="240" w:lineRule="auto"/>
+              <w:rPr>
+                <w:rFonts w:ascii="Garamond" w:hAnsi="Garamond"/>
+                <w:sz w:val="22"/>
+                <w:szCs w:val="21"/>
+              </w:rPr>
+            </w:pPr>
+            <w:r>
+              <w:rPr>
+                <w:rFonts w:ascii="Garamond" w:hAnsi="Garamond"/>
+                <w:sz w:val="22"/>
+                <w:szCs w:val="21"/>
+              </w:rPr>
               <w:t>French Ministry of Health AFGSU 1 and 2 (emergency care)</w:t>
             </w:r>
           </w:p>
@@ -24405,17 +24368,7 @@
                 <w:sz w:val="22"/>
                 <w:szCs w:val="21"/>
               </w:rPr>
-              <w:t>Training in first aid for healthcare professionals, including recognition and initial management of medical emergencies</w:t>
-            </w:r>
-            <w:r>
-              <w:rPr>
-                <w:rFonts w:ascii="Garamond" w:hAnsi="Garamond"/>
-                <w:i/>
-                <w:iCs/>
-                <w:sz w:val="22"/>
-                <w:szCs w:val="21"/>
-              </w:rPr>
-              <w:t>.</w:t>
+              <w:t>Training in first aid for healthcare professionals, including recognition and initial management of medical emergencies.</w:t>
             </w:r>
           </w:p>
         </w:tc>
@@ -24440,7 +24393,6 @@
           <w:sz w:val="28"/>
           <w:szCs w:val="24"/>
         </w:rPr>
-        <w:lastRenderedPageBreak/>
         <w:t>Professional Affiliations &amp; Licensure</w:t>
       </w:r>
     </w:p>
@@ -25194,7 +25146,7 @@
                 <w:sz w:val="22"/>
               </w:rPr>
             </w:pPr>
-            <w:hyperlink r:id="rId70" w:history="1">
+            <w:hyperlink r:id="rId67" w:history="1">
               <w:r>
                 <w:rPr>
                   <w:rStyle w:val="Hyperlink"/>
@@ -25278,7 +25230,7 @@
                 <w:sz w:val="22"/>
               </w:rPr>
             </w:pPr>
-            <w:hyperlink r:id="rId71" w:history="1">
+            <w:hyperlink r:id="rId68" w:history="1">
               <w:r>
                 <w:rPr>
                   <w:rStyle w:val="Hyperlink"/>
@@ -25364,7 +25316,7 @@
                 <w:sz w:val="22"/>
               </w:rPr>
             </w:pPr>
-            <w:hyperlink r:id="rId72" w:history="1">
+            <w:hyperlink r:id="rId69" w:history="1">
               <w:r>
                 <w:rPr>
                   <w:rStyle w:val="Hyperlink"/>
@@ -25448,7 +25400,7 @@
                 <w:sz w:val="22"/>
               </w:rPr>
             </w:pPr>
-            <w:hyperlink r:id="rId73" w:history="1">
+            <w:hyperlink r:id="rId70" w:history="1">
               <w:r>
                 <w:rPr>
                   <w:rStyle w:val="Hyperlink"/>
@@ -25480,8 +25432,8 @@
       </w:pPr>
     </w:p>
     <w:sectPr>
-      <w:footerReference w:type="even" r:id="rId74"/>
-      <w:footerReference w:type="default" r:id="rId75"/>
+      <w:footerReference w:type="even" r:id="rId71"/>
+      <w:footerReference w:type="default" r:id="rId72"/>
       <w:pgSz w:w="12240" w:h="15840"/>
       <w:pgMar w:top="1134" w:right="1134" w:bottom="1134" w:left="1134" w:header="340" w:footer="709" w:gutter="0"/>
       <w:cols w:space="708"/>
@@ -25593,7 +25545,43 @@
         <w:iCs/>
         <w:sz w:val="22"/>
       </w:rPr>
-      <w:t>CV (Updated: August 31, 2026)</w:t>
+      <w:t xml:space="preserve">CV (Updated: </w:t>
+    </w:r>
+    <w:r>
+      <w:rPr>
+        <w:rFonts w:ascii="Garamond" w:hAnsi="Garamond"/>
+        <w:i/>
+        <w:iCs/>
+        <w:sz w:val="22"/>
+      </w:rPr>
+      <w:t>Sep</w:t>
+    </w:r>
+    <w:r>
+      <w:rPr>
+        <w:rFonts w:ascii="Garamond" w:hAnsi="Garamond"/>
+        <w:i/>
+        <w:iCs/>
+        <w:sz w:val="22"/>
+      </w:rPr>
+      <w:t xml:space="preserve"> </w:t>
+    </w:r>
+    <w:r>
+      <w:rPr>
+        <w:rFonts w:ascii="Garamond" w:hAnsi="Garamond"/>
+        <w:i/>
+        <w:iCs/>
+        <w:sz w:val="22"/>
+      </w:rPr>
+      <w:t>19</w:t>
+    </w:r>
+    <w:r>
+      <w:rPr>
+        <w:rFonts w:ascii="Garamond" w:hAnsi="Garamond"/>
+        <w:i/>
+        <w:iCs/>
+        <w:sz w:val="22"/>
+      </w:rPr>
+      <w:t>, 2026)</w:t>
     </w:r>
     <w:r>
       <w:rPr>
@@ -27262,6 +27250,12 @@
 </file>
 
 <file path=customXml/item1.xml><?xml version="1.0" encoding="utf-8"?>
+<p:properties xmlns:p="http://schemas.microsoft.com/office/2006/metadata/properties" xmlns:xsi="http://www.w3.org/2001/XMLSchema-instance" xmlns:pc="http://schemas.microsoft.com/office/infopath/2007/PartnerControls">
+  <documentManagement/>
+</p:properties>
+</file>
+
+<file path=customXml/item2.xml><?xml version="1.0" encoding="utf-8"?>
 <?mso-contentType ?>
 <FormTemplates xmlns="http://schemas.microsoft.com/sharepoint/v3/contenttype/forms">
   <Display>DocumentLibraryForm</Display>
@@ -27270,7 +27264,7 @@
 </FormTemplates>
 </file>
 
-<file path=customXml/item2.xml><?xml version="1.0" encoding="utf-8"?>
+<file path=customXml/item3.xml><?xml version="1.0" encoding="utf-8"?>
 <ct:contentTypeSchema xmlns:ct="http://schemas.microsoft.com/office/2006/metadata/contentType" xmlns:ma="http://schemas.microsoft.com/office/2006/metadata/properties/metaAttributes" ct:_="" ma:_="" ma:contentTypeName="Unknown Document Type" ma:contentTypeID="0x010104" ma:contentTypeVersion="0" ma:contentTypeDescription="" ma:contentTypeScope="" ma:versionID="05d83ceaa0bbd2e3bc716e6e66bd857a">
   <xsd:schema xmlns:xsd="http://www.w3.org/2001/XMLSchema" xmlns:xs="http://www.w3.org/2001/XMLSchema" xmlns:p="http://schemas.microsoft.com/office/2006/metadata/properties" targetNamespace="http://schemas.microsoft.com/office/2006/metadata/properties" ma:root="true" ma:fieldsID="b3d69fe45253d5ff147bb69036b756a7">
     <xsd:element name="properties">
@@ -27384,13 +27378,16 @@
 </ct:contentTypeSchema>
 </file>
 
-<file path=customXml/item3.xml><?xml version="1.0" encoding="utf-8"?>
-<p:properties xmlns:p="http://schemas.microsoft.com/office/2006/metadata/properties" xmlns:xsi="http://www.w3.org/2001/XMLSchema-instance" xmlns:pc="http://schemas.microsoft.com/office/infopath/2007/PartnerControls">
-  <documentManagement/>
-</p:properties>
+<file path=customXml/itemProps1.xml><?xml version="1.0" encoding="utf-8"?>
+<ds:datastoreItem xmlns:ds="http://schemas.openxmlformats.org/officeDocument/2006/customXml" ds:itemID="{8BD5ABB0-8525-4B8D-B429-1A21AB93D0D8}">
+  <ds:schemaRefs>
+    <ds:schemaRef ds:uri="http://schemas.microsoft.com/office/2006/metadata/properties"/>
+    <ds:schemaRef ds:uri="http://schemas.microsoft.com/office/infopath/2007/PartnerControls"/>
+  </ds:schemaRefs>
+</ds:datastoreItem>
 </file>
 
-<file path=customXml/itemProps1.xml><?xml version="1.0" encoding="utf-8"?>
+<file path=customXml/itemProps2.xml><?xml version="1.0" encoding="utf-8"?>
 <ds:datastoreItem xmlns:ds="http://schemas.openxmlformats.org/officeDocument/2006/customXml" ds:itemID="{0AB51502-3190-4229-BB4A-6BE6DE64BECF}">
   <ds:schemaRefs>
     <ds:schemaRef ds:uri="http://schemas.microsoft.com/sharepoint/v3/contenttype/forms"/>
@@ -27398,7 +27395,7 @@
 </ds:datastoreItem>
 </file>
 
-<file path=customXml/itemProps2.xml><?xml version="1.0" encoding="utf-8"?>
+<file path=customXml/itemProps3.xml><?xml version="1.0" encoding="utf-8"?>
 <ds:datastoreItem xmlns:ds="http://schemas.openxmlformats.org/officeDocument/2006/customXml" ds:itemID="{9BD34D0D-679A-42ED-93B4-BAA7A03E340D}">
   <ds:schemaRefs>
     <ds:schemaRef ds:uri="http://schemas.microsoft.com/office/2006/metadata/contentType"/>
@@ -27412,13 +27409,4 @@
     <ds:schemaRef ds:uri="http://schemas.microsoft.com/office/infopath/2007/PartnerControls"/>
   </ds:schemaRefs>
 </ds:datastoreItem>
-</file>
-
-<file path=customXml/itemProps3.xml><?xml version="1.0" encoding="utf-8"?>
-<ds:datastoreItem xmlns:ds="http://schemas.openxmlformats.org/officeDocument/2006/customXml" ds:itemID="{8BD5ABB0-8525-4B8D-B429-1A21AB93D0D8}">
-  <ds:schemaRefs>
-    <ds:schemaRef ds:uri="http://schemas.microsoft.com/office/2006/metadata/properties"/>
-    <ds:schemaRef ds:uri="http://schemas.microsoft.com/office/infopath/2007/PartnerControls"/>
-  </ds:schemaRefs>
-</ds:datastoreItem>
 </file>
--- a/CV.docx
+++ b/CV.docx
@@ -5557,6 +5557,75 @@
     <w:p>
       <w:pPr>
         <w:spacing w:before="0" w:after="120" w:line="240" w:lineRule="auto"/>
+        <w:jc w:val="center"/>
+        <w:rPr>
+          <w:rFonts w:ascii="Garamond" w:hAnsi="Garamond"/>
+          <w:b/>
+          <w:bCs/>
+          <w:sz w:val="28"/>
+          <w:szCs w:val="24"/>
+        </w:rPr>
+      </w:pPr>
+      <w:r>
+        <w:rPr>
+          <w:rFonts w:ascii="Garamond" w:hAnsi="Garamond"/>
+          <w:sz w:val="22"/>
+        </w:rPr>
+        <w:t xml:space="preserve">Experience across </w:t>
+      </w:r>
+      <w:r>
+        <w:rPr>
+          <w:rFonts w:ascii="Garamond" w:hAnsi="Garamond"/>
+          <w:sz w:val="22"/>
+        </w:rPr>
+        <w:t>e</w:t>
+      </w:r>
+      <w:r>
+        <w:rPr>
+          <w:rFonts w:ascii="Garamond" w:hAnsi="Garamond"/>
+          <w:sz w:val="22"/>
+        </w:rPr>
+        <w:t xml:space="preserve">urope and </w:t>
+      </w:r>
+      <w:r>
+        <w:rPr>
+          <w:rFonts w:ascii="Garamond" w:hAnsi="Garamond"/>
+          <w:sz w:val="22"/>
+        </w:rPr>
+        <w:t>north</w:t>
+      </w:r>
+      <w:r>
+        <w:rPr>
+          <w:rFonts w:ascii="Garamond" w:hAnsi="Garamond"/>
+          <w:sz w:val="22"/>
+        </w:rPr>
+        <w:t xml:space="preserve"> </w:t>
+      </w:r>
+      <w:r>
+        <w:rPr>
+          <w:rFonts w:ascii="Garamond" w:hAnsi="Garamond"/>
+          <w:sz w:val="22"/>
+        </w:rPr>
+        <w:t>a</w:t>
+      </w:r>
+      <w:r>
+        <w:rPr>
+          <w:rFonts w:ascii="Garamond" w:hAnsi="Garamond"/>
+          <w:sz w:val="22"/>
+        </w:rPr>
+        <w:t>merica in academic and private-sector research, teaching, and clinical practice</w:t>
+      </w:r>
+      <w:r>
+        <w:rPr>
+          <w:rFonts w:ascii="Garamond" w:hAnsi="Garamond"/>
+          <w:sz w:val="22"/>
+        </w:rPr>
+        <w:t>.</w:t>
+      </w:r>
+    </w:p>
+    <w:p>
+      <w:pPr>
+        <w:spacing w:before="0" w:after="120" w:line="240" w:lineRule="auto"/>
         <w:rPr>
           <w:rFonts w:ascii="Garamond" w:hAnsi="Garamond"/>
           <w:i/>
@@ -5695,6 +5764,7 @@
                 <w:sz w:val="22"/>
                 <w:szCs w:val="21"/>
               </w:rPr>
+              <w:lastRenderedPageBreak/>
               <w:t>McGill HBCL &amp; Lake Lucerne Institute DART</w:t>
             </w:r>
             <w:r>
@@ -5772,7 +5842,27 @@
                   <w:szCs w:val="21"/>
                   <w:u w:val="none"/>
                 </w:rPr>
-                <w:t>Chris Awai</w:t>
+                <w:t>C</w:t>
+              </w:r>
+              <w:r>
+                <w:rPr>
+                  <w:rStyle w:val="Hyperlink"/>
+                  <w:rFonts w:ascii="Garamond" w:hAnsi="Garamond" w:cstheme="minorBidi"/>
+                  <w:sz w:val="22"/>
+                  <w:szCs w:val="21"/>
+                  <w:u w:val="none"/>
+                </w:rPr>
+                <w:t>h</w:t>
+              </w:r>
+              <w:r>
+                <w:rPr>
+                  <w:rStyle w:val="Hyperlink"/>
+                  <w:rFonts w:ascii="Garamond" w:hAnsi="Garamond" w:cstheme="minorBidi"/>
+                  <w:sz w:val="22"/>
+                  <w:szCs w:val="21"/>
+                  <w:u w:val="none"/>
+                </w:rPr>
+                <w:t>ris Awai</w:t>
               </w:r>
             </w:hyperlink>
           </w:p>
@@ -5795,6 +5885,7 @@
                 <w:sz w:val="22"/>
                 <w:szCs w:val="21"/>
               </w:rPr>
+              <w:lastRenderedPageBreak/>
               <w:t xml:space="preserve">Initiated a multi-award-winning Swiss–Canadian collaboration integrating neuroimaging, </w:t>
             </w:r>
             <w:r>
@@ -5815,18 +5906,7 @@
                 <w:sz w:val="22"/>
                 <w:szCs w:val="21"/>
               </w:rPr>
-              <w:t xml:space="preserve">motor control, </w:t>
-            </w:r>
-            <w:r>
-              <w:rPr>
-                <w:rFonts w:ascii="Garamond" w:hAnsi="Garamond"/>
-                <w:i/>
-                <w:iCs/>
-                <w:sz w:val="22"/>
-                <w:szCs w:val="21"/>
-              </w:rPr>
-              <w:lastRenderedPageBreak/>
-              <w:t xml:space="preserve">AI, and wearable sensing to advance digital </w:t>
+              <w:t xml:space="preserve">motor control, AI, and wearable sensing to advance digital </w:t>
             </w:r>
             <w:r>
               <w:rPr>
@@ -7424,6 +7504,7 @@
                 <w:sz w:val="22"/>
                 <w:szCs w:val="21"/>
               </w:rPr>
+              <w:lastRenderedPageBreak/>
               <w:t>202</w:t>
             </w:r>
             <w:r>
@@ -7455,7 +7536,6 @@
                 <w:sz w:val="22"/>
                 <w:szCs w:val="21"/>
               </w:rPr>
-              <w:lastRenderedPageBreak/>
               <w:t>Paris, France</w:t>
             </w:r>
           </w:p>
@@ -7498,6 +7578,7 @@
                 <w:sz w:val="22"/>
                 <w:szCs w:val="21"/>
               </w:rPr>
+              <w:lastRenderedPageBreak/>
               <w:t>IMSS Stade Français Paris Rugby Club</w:t>
             </w:r>
             <w:r>
@@ -7534,7 +7615,6 @@
                 <w:sz w:val="22"/>
                 <w:szCs w:val="21"/>
               </w:rPr>
-              <w:lastRenderedPageBreak/>
               <w:t>Referee</w:t>
             </w:r>
             <w:r>
@@ -8716,6 +8796,13 @@
         </w:rPr>
         <w:t>entee</w:t>
       </w:r>
+      <w:r>
+        <w:rPr>
+          <w:rFonts w:ascii="Garamond" w:hAnsi="Garamond"/>
+          <w:sz w:val="22"/>
+        </w:rPr>
+        <w:t>.</w:t>
+      </w:r>
     </w:p>
     <w:p>
       <w:pPr>
@@ -9451,7 +9538,16 @@
                 <w:sz w:val="22"/>
                 <w:szCs w:val="21"/>
               </w:rPr>
-              <w:t xml:space="preserve">, and C.E. Awai, “Beyond Garbage In, Garbage Out: Can Uncertainty Become Insightful in Real-World Outcome Prediction for Parkinson’s </w:t>
+              <w:t xml:space="preserve">, and C.E. Awai, “Beyond Garbage In, Garbage </w:t>
+            </w:r>
+            <w:r>
+              <w:rPr>
+                <w:rFonts w:ascii="Garamond" w:hAnsi="Garamond"/>
+                <w:sz w:val="22"/>
+                <w:szCs w:val="21"/>
+              </w:rPr>
+              <w:lastRenderedPageBreak/>
+              <w:t xml:space="preserve">Out: Can Uncertainty Become Insightful in Real-World Outcome Prediction for Parkinson’s </w:t>
             </w:r>
             <w:proofErr w:type="gramStart"/>
             <w:r>
@@ -9460,7 +9556,6 @@
                 <w:sz w:val="22"/>
                 <w:szCs w:val="21"/>
               </w:rPr>
-              <w:lastRenderedPageBreak/>
               <w:t>Disease?,</w:t>
             </w:r>
             <w:proofErr w:type="gramEnd"/>
@@ -10928,6 +11023,13 @@
         </w:rPr>
         <w:t>Mentee</w:t>
       </w:r>
+      <w:r>
+        <w:rPr>
+          <w:rFonts w:ascii="Garamond" w:hAnsi="Garamond"/>
+          <w:sz w:val="22"/>
+        </w:rPr>
+        <w:t>.</w:t>
+      </w:r>
     </w:p>
     <w:tbl>
       <w:tblPr>
@@ -12101,6 +12203,13 @@
         </w:rPr>
         <w:t>Mentee</w:t>
       </w:r>
+      <w:r>
+        <w:rPr>
+          <w:rFonts w:ascii="Garamond" w:hAnsi="Garamond"/>
+          <w:sz w:val="22"/>
+        </w:rPr>
+        <w:t>.</w:t>
+      </w:r>
     </w:p>
     <w:tbl>
       <w:tblPr>
@@ -14233,6 +14342,14 @@
           <w:szCs w:val="21"/>
         </w:rPr>
         <w:t>presentations listed below</w:t>
+      </w:r>
+      <w:r>
+        <w:rPr>
+          <w:rFonts w:ascii="Garamond" w:hAnsi="Garamond"/>
+          <w:sz w:val="22"/>
+          <w:szCs w:val="21"/>
+        </w:rPr>
+        <w:t>.</w:t>
       </w:r>
     </w:p>
     <w:p>
@@ -21492,7 +21609,23 @@
                 <w:sz w:val="22"/>
                 <w:szCs w:val="21"/>
               </w:rPr>
-              <w:t xml:space="preserve">SciLearn Workshop at Discover McGill, </w:t>
+              <w:t xml:space="preserve">SciLearn </w:t>
+            </w:r>
+            <w:r>
+              <w:rPr>
+                <w:rFonts w:ascii="Garamond" w:hAnsi="Garamond"/>
+                <w:sz w:val="22"/>
+                <w:szCs w:val="21"/>
+              </w:rPr>
+              <w:t xml:space="preserve">Orientation </w:t>
+            </w:r>
+            <w:r>
+              <w:rPr>
+                <w:rFonts w:ascii="Garamond" w:hAnsi="Garamond"/>
+                <w:sz w:val="22"/>
+                <w:szCs w:val="21"/>
+              </w:rPr>
+              <w:t xml:space="preserve">Workshop at Discover McGill, </w:t>
             </w:r>
             <w:r>
               <w:rPr>
@@ -21554,7 +21687,27 @@
                 <w:sz w:val="22"/>
                 <w:szCs w:val="21"/>
               </w:rPr>
-              <w:t>Workshop aimed at providing undergraduate science students with basic knowledge of neuroeducation.</w:t>
+              <w:t xml:space="preserve">Workshop aimed at providing </w:t>
+            </w:r>
+            <w:r>
+              <w:rPr>
+                <w:rFonts w:ascii="Garamond" w:hAnsi="Garamond"/>
+                <w:i/>
+                <w:iCs/>
+                <w:sz w:val="22"/>
+                <w:szCs w:val="21"/>
+              </w:rPr>
+              <w:t xml:space="preserve">new </w:t>
+            </w:r>
+            <w:r>
+              <w:rPr>
+                <w:rFonts w:ascii="Garamond" w:hAnsi="Garamond"/>
+                <w:i/>
+                <w:iCs/>
+                <w:sz w:val="22"/>
+                <w:szCs w:val="21"/>
+              </w:rPr>
+              <w:t>undergraduate science students with basic knowledge of neuroeducation.</w:t>
             </w:r>
           </w:p>
         </w:tc>
@@ -21931,7 +22084,7 @@
                 <w:sz w:val="22"/>
                 <w:szCs w:val="21"/>
               </w:rPr>
-              <w:t>SciLearn Orientation Week Workshop</w:t>
+              <w:t>SciLearn Orientation Workshop</w:t>
             </w:r>
             <w:r>
               <w:rPr>
@@ -21975,7 +22128,27 @@
                 <w:sz w:val="22"/>
                 <w:szCs w:val="21"/>
               </w:rPr>
-              <w:t>Workshop aimed at providing undergraduate science students with basic knowledge of neuroeducation.</w:t>
+              <w:t xml:space="preserve">Workshop aimed at providing </w:t>
+            </w:r>
+            <w:r>
+              <w:rPr>
+                <w:rFonts w:ascii="Garamond" w:hAnsi="Garamond"/>
+                <w:i/>
+                <w:iCs/>
+                <w:sz w:val="22"/>
+                <w:szCs w:val="21"/>
+              </w:rPr>
+              <w:t xml:space="preserve">new </w:t>
+            </w:r>
+            <w:r>
+              <w:rPr>
+                <w:rFonts w:ascii="Garamond" w:hAnsi="Garamond"/>
+                <w:i/>
+                <w:iCs/>
+                <w:sz w:val="22"/>
+                <w:szCs w:val="21"/>
+              </w:rPr>
+              <w:t>undergraduate science students with basic knowledge of neuroeducation.</w:t>
             </w:r>
           </w:p>
         </w:tc>
@@ -25178,6 +25351,7 @@
                 <w:b/>
                 <w:bCs/>
                 <w:sz w:val="22"/>
+                <w:lang w:val="fr-CA"/>
               </w:rPr>
             </w:pPr>
             <w:r>
@@ -25186,6 +25360,7 @@
                 <w:b/>
                 <w:bCs/>
                 <w:sz w:val="22"/>
+                <w:lang w:val="fr-CA"/>
               </w:rPr>
               <w:t>Dr. Chris Easthope Awai</w:t>
             </w:r>
@@ -25196,14 +25371,24 @@
               <w:rPr>
                 <w:rFonts w:ascii="Garamond" w:hAnsi="Garamond"/>
                 <w:sz w:val="22"/>
-              </w:rPr>
-            </w:pPr>
-            <w:r>
-              <w:rPr>
-                <w:rFonts w:ascii="Garamond" w:hAnsi="Garamond"/>
-                <w:sz w:val="22"/>
-              </w:rPr>
-              <w:t>Lake Lucerne Institute AG</w:t>
+                <w:lang w:val="fr-CA"/>
+              </w:rPr>
+            </w:pPr>
+            <w:r>
+              <w:rPr>
+                <w:rFonts w:ascii="Garamond" w:hAnsi="Garamond"/>
+                <w:sz w:val="22"/>
+                <w:lang w:val="fr-CA"/>
+              </w:rPr>
+              <w:t>ET</w:t>
+            </w:r>
+            <w:r>
+              <w:rPr>
+                <w:rFonts w:ascii="Garamond" w:hAnsi="Garamond"/>
+                <w:sz w:val="22"/>
+                <w:lang w:val="fr-CA"/>
+              </w:rPr>
+              <w:t>H Zurich</w:t>
             </w:r>
           </w:p>
           <w:p>
@@ -25212,14 +25397,58 @@
               <w:rPr>
                 <w:rFonts w:ascii="Garamond" w:hAnsi="Garamond"/>
                 <w:sz w:val="22"/>
-              </w:rPr>
-            </w:pPr>
-            <w:r>
-              <w:rPr>
-                <w:rFonts w:ascii="Garamond" w:hAnsi="Garamond"/>
-                <w:sz w:val="22"/>
-              </w:rPr>
-              <w:t xml:space="preserve">Rubistrasse 9 6354 Vitznau </w:t>
+                <w:lang w:val="fr-CA"/>
+              </w:rPr>
+            </w:pPr>
+            <w:proofErr w:type="spellStart"/>
+            <w:r>
+              <w:rPr>
+                <w:rFonts w:ascii="Garamond" w:hAnsi="Garamond"/>
+                <w:sz w:val="22"/>
+                <w:lang w:val="fr-CA"/>
+              </w:rPr>
+              <w:t>Andreasstrasse</w:t>
+            </w:r>
+            <w:proofErr w:type="spellEnd"/>
+            <w:r>
+              <w:rPr>
+                <w:rFonts w:ascii="Garamond" w:hAnsi="Garamond"/>
+                <w:sz w:val="22"/>
+                <w:lang w:val="fr-CA"/>
+              </w:rPr>
+              <w:t xml:space="preserve"> 5</w:t>
+            </w:r>
+            <w:r>
+              <w:rPr>
+                <w:rFonts w:ascii="Garamond" w:hAnsi="Garamond"/>
+                <w:sz w:val="22"/>
+                <w:lang w:val="fr-CA"/>
+              </w:rPr>
+              <w:t>,</w:t>
+            </w:r>
+            <w:r>
+              <w:rPr>
+                <w:rFonts w:ascii="Garamond" w:hAnsi="Garamond"/>
+                <w:sz w:val="22"/>
+                <w:lang w:val="fr-CA"/>
+              </w:rPr>
+              <w:t xml:space="preserve"> </w:t>
+            </w:r>
+            <w:r>
+              <w:rPr>
+                <w:rFonts w:ascii="Garamond" w:hAnsi="Garamond"/>
+                <w:sz w:val="22"/>
+                <w:lang w:val="fr-CA"/>
+              </w:rPr>
+              <w:t>8092 Zürich</w:t>
+            </w:r>
+            <w:r>
+              <w:rPr>
+                <w:rFonts w:ascii="Garamond" w:hAnsi="Garamond"/>
+                <w:sz w:val="22"/>
+                <w:lang w:val="fr-CA"/>
+              </w:rPr>
+              <w:t xml:space="preserve"> </w:t>
             </w:r>
           </w:p>
           <w:p>
@@ -25228,6 +25457,7 @@
               <w:rPr>
                 <w:rFonts w:ascii="Garamond" w:hAnsi="Garamond"/>
                 <w:sz w:val="22"/>
+                <w:lang w:val="fr-CA"/>
               </w:rPr>
             </w:pPr>
             <w:hyperlink r:id="rId68" w:history="1">
@@ -25237,14 +25467,16 @@
                   <w:rFonts w:ascii="Garamond" w:hAnsi="Garamond" w:cstheme="minorBidi"/>
                   <w:sz w:val="22"/>
                   <w:u w:val="none"/>
+                  <w:lang w:val="fr-CA"/>
                 </w:rPr>
-                <w:t>chris.awai@llui.org</w:t>
+                <w:t>chris.awai@ai.ethz.ch</w:t>
               </w:r>
             </w:hyperlink>
             <w:r>
               <w:rPr>
                 <w:rFonts w:ascii="Garamond" w:hAnsi="Garamond"/>
                 <w:sz w:val="22"/>
+                <w:lang w:val="fr-CA"/>
               </w:rPr>
               <w:t xml:space="preserve"> </w:t>
             </w:r>
@@ -26437,7 +26669,7 @@
   <w:style w:type="paragraph" w:default="1" w:styleId="Normal">
     <w:name w:val="Normal"/>
     <w:qFormat/>
-    <w:rsid w:val="00D574C4"/>
+    <w:rsid w:val="00595CCC"/>
     <w:pPr>
       <w:spacing w:before="120" w:line="360" w:lineRule="auto"/>
       <w:jc w:val="both"/>

--- a/CV.docx
+++ b/CV.docx
@@ -5124,7 +5124,7 @@
                   <w:szCs w:val="21"/>
                   <w:u w:val="none"/>
                 </w:rPr>
-                <w:t>University of Paris – Cité, Magna Cum Laude [M.Sc. cGPA 3.7/4.0]</w:t>
+                <w:t>University of Paris – Cité, Magna Cum Laude [B.Sc. cGPA 3.7/4.0]</w:t>
               </w:r>
             </w:hyperlink>
           </w:p>
@@ -5842,27 +5842,7 @@
                   <w:szCs w:val="21"/>
                   <w:u w:val="none"/>
                 </w:rPr>
-                <w:t>C</w:t>
-              </w:r>
-              <w:r>
-                <w:rPr>
-                  <w:rStyle w:val="Hyperlink"/>
-                  <w:rFonts w:ascii="Garamond" w:hAnsi="Garamond" w:cstheme="minorBidi"/>
-                  <w:sz w:val="22"/>
-                  <w:szCs w:val="21"/>
-                  <w:u w:val="none"/>
-                </w:rPr>
-                <w:t>h</w:t>
-              </w:r>
-              <w:r>
-                <w:rPr>
-                  <w:rStyle w:val="Hyperlink"/>
-                  <w:rFonts w:ascii="Garamond" w:hAnsi="Garamond" w:cstheme="minorBidi"/>
-                  <w:sz w:val="22"/>
-                  <w:szCs w:val="21"/>
-                  <w:u w:val="none"/>
-                </w:rPr>
-                <w:t>ris Awai</w:t>
+                <w:t>Chris Awai</w:t>
               </w:r>
             </w:hyperlink>
           </w:p>
@@ -15086,15 +15066,7 @@
                 <w:sz w:val="22"/>
                 <w:szCs w:val="21"/>
               </w:rPr>
-              <w:t>Lightning Talk</w:t>
-            </w:r>
-            <w:r>
-              <w:rPr>
-                <w:rFonts w:ascii="Garamond" w:hAnsi="Garamond"/>
-                <w:sz w:val="22"/>
-                <w:szCs w:val="21"/>
-              </w:rPr>
-              <w:t xml:space="preserve">: </w:t>
+              <w:t xml:space="preserve">Lightning Talk: </w:t>
             </w:r>
             <w:r>
               <w:rPr>
@@ -23492,17 +23464,7 @@
                 <w:sz w:val="22"/>
                 <w:szCs w:val="21"/>
               </w:rPr>
-              <w:t>olunteer</w:t>
-            </w:r>
-            <w:r>
-              <w:rPr>
-                <w:rFonts w:ascii="Garamond" w:hAnsi="Garamond"/>
-                <w:i/>
-                <w:iCs/>
-                <w:sz w:val="22"/>
-                <w:szCs w:val="21"/>
-              </w:rPr>
-              <w:t xml:space="preserve"> for</w:t>
+              <w:t>olunteer for</w:t>
             </w:r>
             <w:r>
               <w:rPr>
@@ -23522,27 +23484,7 @@
                 <w:sz w:val="22"/>
                 <w:szCs w:val="21"/>
               </w:rPr>
-              <w:t xml:space="preserve"> an </w:t>
-            </w:r>
-            <w:r>
-              <w:rPr>
-                <w:rFonts w:ascii="Garamond" w:hAnsi="Garamond"/>
-                <w:i/>
-                <w:iCs/>
-                <w:sz w:val="22"/>
-                <w:szCs w:val="21"/>
-              </w:rPr>
-              <w:t>initiative that creates spaces for Black students to connect, express themselves, and support their collective well-being within the university environment</w:t>
-            </w:r>
-            <w:r>
-              <w:rPr>
-                <w:rFonts w:ascii="Garamond" w:hAnsi="Garamond"/>
-                <w:i/>
-                <w:iCs/>
-                <w:sz w:val="22"/>
-                <w:szCs w:val="21"/>
-              </w:rPr>
-              <w:t>.</w:t>
+              <w:t xml:space="preserve"> an initiative that creates spaces for Black students to connect, express themselves, and support their collective well-being within the university environment.</w:t>
             </w:r>
           </w:p>
         </w:tc>
@@ -25351,7 +25293,6 @@
                 <w:b/>
                 <w:bCs/>
                 <w:sz w:val="22"/>
-                <w:lang w:val="fr-CA"/>
               </w:rPr>
             </w:pPr>
             <w:r>
@@ -25360,7 +25301,6 @@
                 <w:b/>
                 <w:bCs/>
                 <w:sz w:val="22"/>
-                <w:lang w:val="fr-CA"/>
               </w:rPr>
               <w:t>Dr. Chris Easthope Awai</w:t>
             </w:r>
@@ -25371,24 +25311,14 @@
               <w:rPr>
                 <w:rFonts w:ascii="Garamond" w:hAnsi="Garamond"/>
                 <w:sz w:val="22"/>
-                <w:lang w:val="fr-CA"/>
-              </w:rPr>
-            </w:pPr>
-            <w:r>
-              <w:rPr>
-                <w:rFonts w:ascii="Garamond" w:hAnsi="Garamond"/>
-                <w:sz w:val="22"/>
-                <w:lang w:val="fr-CA"/>
-              </w:rPr>
-              <w:t>ET</w:t>
-            </w:r>
-            <w:r>
-              <w:rPr>
-                <w:rFonts w:ascii="Garamond" w:hAnsi="Garamond"/>
-                <w:sz w:val="22"/>
-                <w:lang w:val="fr-CA"/>
-              </w:rPr>
-              <w:t>H Zurich</w:t>
+              </w:rPr>
+            </w:pPr>
+            <w:r>
+              <w:rPr>
+                <w:rFonts w:ascii="Garamond" w:hAnsi="Garamond"/>
+                <w:sz w:val="22"/>
+              </w:rPr>
+              <w:t>ETH Zurich</w:t>
             </w:r>
           </w:p>
           <w:p>
@@ -27482,21 +27412,6 @@
 </file>
 
 <file path=customXml/item1.xml><?xml version="1.0" encoding="utf-8"?>
-<p:properties xmlns:p="http://schemas.microsoft.com/office/2006/metadata/properties" xmlns:xsi="http://www.w3.org/2001/XMLSchema-instance" xmlns:pc="http://schemas.microsoft.com/office/infopath/2007/PartnerControls">
-  <documentManagement/>
-</p:properties>
-</file>
-
-<file path=customXml/item2.xml><?xml version="1.0" encoding="utf-8"?>
-<?mso-contentType ?>
-<FormTemplates xmlns="http://schemas.microsoft.com/sharepoint/v3/contenttype/forms">
-  <Display>DocumentLibraryForm</Display>
-  <Edit>DocumentLibraryForm</Edit>
-  <New>DocumentLibraryForm</New>
-</FormTemplates>
-</file>
-
-<file path=customXml/item3.xml><?xml version="1.0" encoding="utf-8"?>
 <ct:contentTypeSchema xmlns:ct="http://schemas.microsoft.com/office/2006/metadata/contentType" xmlns:ma="http://schemas.microsoft.com/office/2006/metadata/properties/metaAttributes" ct:_="" ma:_="" ma:contentTypeName="Unknown Document Type" ma:contentTypeID="0x010104" ma:contentTypeVersion="0" ma:contentTypeDescription="" ma:contentTypeScope="" ma:versionID="05d83ceaa0bbd2e3bc716e6e66bd857a">
   <xsd:schema xmlns:xsd="http://www.w3.org/2001/XMLSchema" xmlns:xs="http://www.w3.org/2001/XMLSchema" xmlns:p="http://schemas.microsoft.com/office/2006/metadata/properties" targetNamespace="http://schemas.microsoft.com/office/2006/metadata/properties" ma:root="true" ma:fieldsID="b3d69fe45253d5ff147bb69036b756a7">
     <xsd:element name="properties">
@@ -27610,24 +27525,22 @@
 </ct:contentTypeSchema>
 </file>
 
-<file path=customXml/itemProps1.xml><?xml version="1.0" encoding="utf-8"?>
-<ds:datastoreItem xmlns:ds="http://schemas.openxmlformats.org/officeDocument/2006/customXml" ds:itemID="{8BD5ABB0-8525-4B8D-B429-1A21AB93D0D8}">
-  <ds:schemaRefs>
-    <ds:schemaRef ds:uri="http://schemas.microsoft.com/office/2006/metadata/properties"/>
-    <ds:schemaRef ds:uri="http://schemas.microsoft.com/office/infopath/2007/PartnerControls"/>
-  </ds:schemaRefs>
-</ds:datastoreItem>
+<file path=customXml/item2.xml><?xml version="1.0" encoding="utf-8"?>
+<p:properties xmlns:p="http://schemas.microsoft.com/office/2006/metadata/properties" xmlns:xsi="http://www.w3.org/2001/XMLSchema-instance" xmlns:pc="http://schemas.microsoft.com/office/infopath/2007/PartnerControls">
+  <documentManagement/>
+</p:properties>
 </file>
 
-<file path=customXml/itemProps2.xml><?xml version="1.0" encoding="utf-8"?>
-<ds:datastoreItem xmlns:ds="http://schemas.openxmlformats.org/officeDocument/2006/customXml" ds:itemID="{0AB51502-3190-4229-BB4A-6BE6DE64BECF}">
-  <ds:schemaRefs>
-    <ds:schemaRef ds:uri="http://schemas.microsoft.com/sharepoint/v3/contenttype/forms"/>
-  </ds:schemaRefs>
-</ds:datastoreItem>
+<file path=customXml/item3.xml><?xml version="1.0" encoding="utf-8"?>
+<?mso-contentType ?>
+<FormTemplates xmlns="http://schemas.microsoft.com/sharepoint/v3/contenttype/forms">
+  <Display>DocumentLibraryForm</Display>
+  <Edit>DocumentLibraryForm</Edit>
+  <New>DocumentLibraryForm</New>
+</FormTemplates>
 </file>
 
-<file path=customXml/itemProps3.xml><?xml version="1.0" encoding="utf-8"?>
+<file path=customXml/itemProps1.xml><?xml version="1.0" encoding="utf-8"?>
 <ds:datastoreItem xmlns:ds="http://schemas.openxmlformats.org/officeDocument/2006/customXml" ds:itemID="{9BD34D0D-679A-42ED-93B4-BAA7A03E340D}">
   <ds:schemaRefs>
     <ds:schemaRef ds:uri="http://schemas.microsoft.com/office/2006/metadata/contentType"/>
@@ -27641,4 +27554,21 @@
     <ds:schemaRef ds:uri="http://schemas.microsoft.com/office/infopath/2007/PartnerControls"/>
   </ds:schemaRefs>
 </ds:datastoreItem>
+</file>
+
+<file path=customXml/itemProps2.xml><?xml version="1.0" encoding="utf-8"?>
+<ds:datastoreItem xmlns:ds="http://schemas.openxmlformats.org/officeDocument/2006/customXml" ds:itemID="{8BD5ABB0-8525-4B8D-B429-1A21AB93D0D8}">
+  <ds:schemaRefs>
+    <ds:schemaRef ds:uri="http://schemas.microsoft.com/office/2006/metadata/properties"/>
+    <ds:schemaRef ds:uri="http://schemas.microsoft.com/office/infopath/2007/PartnerControls"/>
+  </ds:schemaRefs>
+</ds:datastoreItem>
+</file>
+
+<file path=customXml/itemProps3.xml><?xml version="1.0" encoding="utf-8"?>
+<ds:datastoreItem xmlns:ds="http://schemas.openxmlformats.org/officeDocument/2006/customXml" ds:itemID="{0AB51502-3190-4229-BB4A-6BE6DE64BECF}">
+  <ds:schemaRefs>
+    <ds:schemaRef ds:uri="http://schemas.microsoft.com/sharepoint/v3/contenttype/forms"/>
+  </ds:schemaRefs>
+</ds:datastoreItem>
 </file>
--- a/CV.docx
+++ b/CV.docx
@@ -15759,7 +15759,7 @@
                 <w:sz w:val="22"/>
                 <w:szCs w:val="21"/>
               </w:rPr>
-              <w:t>1</w:t>
+              <w:t>2</w:t>
             </w:r>
             <w:r>
               <w:rPr>
@@ -27412,6 +27412,21 @@
 </file>
 
 <file path=customXml/item1.xml><?xml version="1.0" encoding="utf-8"?>
+<p:properties xmlns:p="http://schemas.microsoft.com/office/2006/metadata/properties" xmlns:xsi="http://www.w3.org/2001/XMLSchema-instance" xmlns:pc="http://schemas.microsoft.com/office/infopath/2007/PartnerControls">
+  <documentManagement/>
+</p:properties>
+</file>
+
+<file path=customXml/item2.xml><?xml version="1.0" encoding="utf-8"?>
+<?mso-contentType ?>
+<FormTemplates xmlns="http://schemas.microsoft.com/sharepoint/v3/contenttype/forms">
+  <Display>DocumentLibraryForm</Display>
+  <Edit>DocumentLibraryForm</Edit>
+  <New>DocumentLibraryForm</New>
+</FormTemplates>
+</file>
+
+<file path=customXml/item3.xml><?xml version="1.0" encoding="utf-8"?>
 <ct:contentTypeSchema xmlns:ct="http://schemas.microsoft.com/office/2006/metadata/contentType" xmlns:ma="http://schemas.microsoft.com/office/2006/metadata/properties/metaAttributes" ct:_="" ma:_="" ma:contentTypeName="Unknown Document Type" ma:contentTypeID="0x010104" ma:contentTypeVersion="0" ma:contentTypeDescription="" ma:contentTypeScope="" ma:versionID="05d83ceaa0bbd2e3bc716e6e66bd857a">
   <xsd:schema xmlns:xsd="http://www.w3.org/2001/XMLSchema" xmlns:xs="http://www.w3.org/2001/XMLSchema" xmlns:p="http://schemas.microsoft.com/office/2006/metadata/properties" targetNamespace="http://schemas.microsoft.com/office/2006/metadata/properties" ma:root="true" ma:fieldsID="b3d69fe45253d5ff147bb69036b756a7">
     <xsd:element name="properties">
@@ -27525,22 +27540,24 @@
 </ct:contentTypeSchema>
 </file>
 
-<file path=customXml/item2.xml><?xml version="1.0" encoding="utf-8"?>
-<p:properties xmlns:p="http://schemas.microsoft.com/office/2006/metadata/properties" xmlns:xsi="http://www.w3.org/2001/XMLSchema-instance" xmlns:pc="http://schemas.microsoft.com/office/infopath/2007/PartnerControls">
-  <documentManagement/>
-</p:properties>
+<file path=customXml/itemProps1.xml><?xml version="1.0" encoding="utf-8"?>
+<ds:datastoreItem xmlns:ds="http://schemas.openxmlformats.org/officeDocument/2006/customXml" ds:itemID="{8BD5ABB0-8525-4B8D-B429-1A21AB93D0D8}">
+  <ds:schemaRefs>
+    <ds:schemaRef ds:uri="http://schemas.microsoft.com/office/2006/metadata/properties"/>
+    <ds:schemaRef ds:uri="http://schemas.microsoft.com/office/infopath/2007/PartnerControls"/>
+  </ds:schemaRefs>
+</ds:datastoreItem>
 </file>
 
-<file path=customXml/item3.xml><?xml version="1.0" encoding="utf-8"?>
-<?mso-contentType ?>
-<FormTemplates xmlns="http://schemas.microsoft.com/sharepoint/v3/contenttype/forms">
-  <Display>DocumentLibraryForm</Display>
-  <Edit>DocumentLibraryForm</Edit>
-  <New>DocumentLibraryForm</New>
-</FormTemplates>
+<file path=customXml/itemProps2.xml><?xml version="1.0" encoding="utf-8"?>
+<ds:datastoreItem xmlns:ds="http://schemas.openxmlformats.org/officeDocument/2006/customXml" ds:itemID="{0AB51502-3190-4229-BB4A-6BE6DE64BECF}">
+  <ds:schemaRefs>
+    <ds:schemaRef ds:uri="http://schemas.microsoft.com/sharepoint/v3/contenttype/forms"/>
+  </ds:schemaRefs>
+</ds:datastoreItem>
 </file>
 
-<file path=customXml/itemProps1.xml><?xml version="1.0" encoding="utf-8"?>
+<file path=customXml/itemProps3.xml><?xml version="1.0" encoding="utf-8"?>
 <ds:datastoreItem xmlns:ds="http://schemas.openxmlformats.org/officeDocument/2006/customXml" ds:itemID="{9BD34D0D-679A-42ED-93B4-BAA7A03E340D}">
   <ds:schemaRefs>
     <ds:schemaRef ds:uri="http://schemas.microsoft.com/office/2006/metadata/contentType"/>
@@ -27554,21 +27571,4 @@
     <ds:schemaRef ds:uri="http://schemas.microsoft.com/office/infopath/2007/PartnerControls"/>
   </ds:schemaRefs>
 </ds:datastoreItem>
-</file>
-
-<file path=customXml/itemProps2.xml><?xml version="1.0" encoding="utf-8"?>
-<ds:datastoreItem xmlns:ds="http://schemas.openxmlformats.org/officeDocument/2006/customXml" ds:itemID="{8BD5ABB0-8525-4B8D-B429-1A21AB93D0D8}">
-  <ds:schemaRefs>
-    <ds:schemaRef ds:uri="http://schemas.microsoft.com/office/2006/metadata/properties"/>
-    <ds:schemaRef ds:uri="http://schemas.microsoft.com/office/infopath/2007/PartnerControls"/>
-  </ds:schemaRefs>
-</ds:datastoreItem>
-</file>
-
-<file path=customXml/itemProps3.xml><?xml version="1.0" encoding="utf-8"?>
-<ds:datastoreItem xmlns:ds="http://schemas.openxmlformats.org/officeDocument/2006/customXml" ds:itemID="{0AB51502-3190-4229-BB4A-6BE6DE64BECF}">
-  <ds:schemaRefs>
-    <ds:schemaRef ds:uri="http://schemas.microsoft.com/sharepoint/v3/contenttype/forms"/>
-  </ds:schemaRefs>
-</ds:datastoreItem>
 </file>
--- a/CV.docx
+++ b/CV.docx
@@ -22769,7 +22769,27 @@
                 <w:sz w:val="22"/>
                 <w:szCs w:val="21"/>
               </w:rPr>
-              <w:t>Review of 5 articles on Precision Health and AI in Parkinson.</w:t>
+              <w:t>Review of 5 articles on Precision Health and AI in Parkinson</w:t>
+            </w:r>
+            <w:r>
+              <w:rPr>
+                <w:rFonts w:ascii="Garamond" w:hAnsi="Garamond"/>
+                <w:i/>
+                <w:iCs/>
+                <w:sz w:val="22"/>
+                <w:szCs w:val="21"/>
+              </w:rPr>
+              <w:t>’s disease</w:t>
+            </w:r>
+            <w:r>
+              <w:rPr>
+                <w:rFonts w:ascii="Garamond" w:hAnsi="Garamond"/>
+                <w:i/>
+                <w:iCs/>
+                <w:sz w:val="22"/>
+                <w:szCs w:val="21"/>
+              </w:rPr>
+              <w:t>.</w:t>
             </w:r>
           </w:p>
         </w:tc>
@@ -22904,6 +22924,192 @@
         <w:gridCol w:w="1206"/>
         <w:gridCol w:w="8982"/>
       </w:tblGrid>
+      <w:tr>
+        <w:trPr>
+          <w:trHeight w:val="66"/>
+        </w:trPr>
+        <w:tc>
+          <w:tcPr>
+            <w:tcW w:w="1206" w:type="dxa"/>
+            <w:tcBorders>
+              <w:right w:val="single" w:sz="12" w:space="0" w:color="A6A6A6" w:themeColor="background1" w:themeShade="A6"/>
+            </w:tcBorders>
+          </w:tcPr>
+          <w:p>
+            <w:pPr>
+              <w:spacing w:before="0" w:after="40" w:line="240" w:lineRule="auto"/>
+              <w:jc w:val="right"/>
+              <w:rPr>
+                <w:rFonts w:ascii="Garamond" w:hAnsi="Garamond"/>
+                <w:sz w:val="22"/>
+                <w:szCs w:val="21"/>
+              </w:rPr>
+            </w:pPr>
+            <w:r>
+              <w:rPr>
+                <w:rFonts w:ascii="Garamond" w:hAnsi="Garamond"/>
+                <w:sz w:val="22"/>
+                <w:szCs w:val="21"/>
+              </w:rPr>
+              <w:t>2026-Now</w:t>
+            </w:r>
+          </w:p>
+        </w:tc>
+        <w:tc>
+          <w:tcPr>
+            <w:tcW w:w="8982" w:type="dxa"/>
+            <w:tcBorders>
+              <w:left w:val="single" w:sz="12" w:space="0" w:color="A6A6A6" w:themeColor="background1" w:themeShade="A6"/>
+            </w:tcBorders>
+          </w:tcPr>
+          <w:p>
+            <w:pPr>
+              <w:spacing w:before="0" w:line="240" w:lineRule="auto"/>
+              <w:rPr>
+                <w:rFonts w:ascii="Garamond" w:hAnsi="Garamond"/>
+                <w:sz w:val="22"/>
+                <w:szCs w:val="21"/>
+              </w:rPr>
+            </w:pPr>
+            <w:r>
+              <w:rPr>
+                <w:rFonts w:ascii="Garamond" w:hAnsi="Garamond"/>
+                <w:sz w:val="22"/>
+                <w:szCs w:val="21"/>
+              </w:rPr>
+              <w:t>British Medical Journal (</w:t>
+            </w:r>
+            <w:r>
+              <w:rPr>
+                <w:rFonts w:ascii="Garamond" w:hAnsi="Garamond"/>
+                <w:sz w:val="22"/>
+                <w:szCs w:val="21"/>
+              </w:rPr>
+              <w:t>BMJ</w:t>
+            </w:r>
+            <w:r>
+              <w:rPr>
+                <w:rFonts w:ascii="Garamond" w:hAnsi="Garamond"/>
+                <w:sz w:val="22"/>
+                <w:szCs w:val="21"/>
+              </w:rPr>
+              <w:t>)</w:t>
+            </w:r>
+            <w:r>
+              <w:rPr>
+                <w:rFonts w:ascii="Garamond" w:hAnsi="Garamond"/>
+                <w:sz w:val="22"/>
+                <w:szCs w:val="21"/>
+              </w:rPr>
+              <w:t xml:space="preserve"> Digital Health &amp; </w:t>
+            </w:r>
+            <w:r>
+              <w:rPr>
+                <w:rFonts w:ascii="Garamond" w:hAnsi="Garamond"/>
+                <w:sz w:val="22"/>
+                <w:szCs w:val="21"/>
+              </w:rPr>
+              <w:t>Artificial Intelligence (</w:t>
+            </w:r>
+            <w:r>
+              <w:rPr>
+                <w:rFonts w:ascii="Garamond" w:hAnsi="Garamond"/>
+                <w:sz w:val="22"/>
+                <w:szCs w:val="21"/>
+              </w:rPr>
+              <w:t>AI</w:t>
+            </w:r>
+            <w:r>
+              <w:rPr>
+                <w:rFonts w:ascii="Garamond" w:hAnsi="Garamond"/>
+                <w:sz w:val="22"/>
+                <w:szCs w:val="21"/>
+              </w:rPr>
+              <w:t>)</w:t>
+            </w:r>
+          </w:p>
+          <w:p>
+            <w:pPr>
+              <w:spacing w:before="0" w:after="60" w:line="240" w:lineRule="auto"/>
+              <w:rPr>
+                <w:rFonts w:ascii="Garamond" w:hAnsi="Garamond"/>
+                <w:sz w:val="22"/>
+                <w:szCs w:val="21"/>
+              </w:rPr>
+            </w:pPr>
+            <w:r>
+              <w:rPr>
+                <w:rFonts w:ascii="Garamond" w:hAnsi="Garamond"/>
+                <w:i/>
+                <w:iCs/>
+                <w:sz w:val="22"/>
+                <w:szCs w:val="21"/>
+              </w:rPr>
+              <w:t>Journal peer</w:t>
+            </w:r>
+            <w:r>
+              <w:rPr>
+                <w:rFonts w:ascii="Garamond" w:hAnsi="Garamond"/>
+                <w:i/>
+                <w:iCs/>
+                <w:sz w:val="22"/>
+                <w:szCs w:val="21"/>
+              </w:rPr>
+              <w:t xml:space="preserve"> </w:t>
+            </w:r>
+            <w:r>
+              <w:rPr>
+                <w:rFonts w:ascii="Garamond" w:hAnsi="Garamond"/>
+                <w:i/>
+                <w:iCs/>
+                <w:sz w:val="22"/>
+                <w:szCs w:val="21"/>
+              </w:rPr>
+              <w:t xml:space="preserve">reviewer for manuscripts on </w:t>
+            </w:r>
+            <w:r>
+              <w:rPr>
+                <w:rFonts w:ascii="Garamond" w:hAnsi="Garamond"/>
+                <w:i/>
+                <w:iCs/>
+                <w:sz w:val="22"/>
+                <w:szCs w:val="21"/>
+              </w:rPr>
+              <w:t>P</w:t>
+            </w:r>
+            <w:r>
+              <w:rPr>
+                <w:rFonts w:ascii="Garamond" w:hAnsi="Garamond"/>
+                <w:i/>
+                <w:iCs/>
+                <w:sz w:val="22"/>
+                <w:szCs w:val="21"/>
+              </w:rPr>
+              <w:t xml:space="preserve">recision </w:t>
+            </w:r>
+            <w:r>
+              <w:rPr>
+                <w:rFonts w:ascii="Garamond" w:hAnsi="Garamond"/>
+                <w:i/>
+                <w:iCs/>
+                <w:sz w:val="22"/>
+                <w:szCs w:val="21"/>
+              </w:rPr>
+              <w:t>H</w:t>
+            </w:r>
+            <w:r>
+              <w:rPr>
+                <w:rFonts w:ascii="Garamond" w:hAnsi="Garamond"/>
+                <w:i/>
+                <w:iCs/>
+                <w:sz w:val="22"/>
+                <w:szCs w:val="21"/>
+              </w:rPr>
+              <w:t>ealth and AI in healthy and pathological aging.</w:t>
+            </w:r>
+          </w:p>
+        </w:tc>
+      </w:tr>
       <w:tr>
         <w:trPr>
           <w:trHeight w:val="66"/>
@@ -24247,6 +24453,7 @@
                 <w:sz w:val="22"/>
                 <w:szCs w:val="21"/>
               </w:rPr>
+              <w:lastRenderedPageBreak/>
               <w:t>Training in integrating sex and gender considerations into health research design, methods, analysis, and interpretation.</w:t>
             </w:r>
           </w:p>
@@ -24279,6 +24486,7 @@
                 <w:sz w:val="22"/>
                 <w:szCs w:val="21"/>
               </w:rPr>
+              <w:lastRenderedPageBreak/>
               <w:t>2023</w:t>
             </w:r>
           </w:p>
@@ -24325,7 +24533,6 @@
                 <w:sz w:val="22"/>
                 <w:szCs w:val="21"/>
               </w:rPr>
-              <w:lastRenderedPageBreak/>
               <w:t>Training in the ethical conduct of research involving humans under Canada’s Tri-Council Policy Statement (TCPS 2).</w:t>
             </w:r>
           </w:p>
@@ -24358,7 +24565,6 @@
                 <w:sz w:val="22"/>
                 <w:szCs w:val="21"/>
               </w:rPr>
-              <w:lastRenderedPageBreak/>
               <w:t>2022</w:t>
             </w:r>
           </w:p>
@@ -25734,7 +25940,7 @@
         <w:iCs/>
         <w:sz w:val="22"/>
       </w:rPr>
-      <w:t>19</w:t>
+      <w:t>22</w:t>
     </w:r>
     <w:r>
       <w:rPr>
@@ -27412,21 +27618,6 @@
 </file>
 
 <file path=customXml/item1.xml><?xml version="1.0" encoding="utf-8"?>
-<p:properties xmlns:p="http://schemas.microsoft.com/office/2006/metadata/properties" xmlns:xsi="http://www.w3.org/2001/XMLSchema-instance" xmlns:pc="http://schemas.microsoft.com/office/infopath/2007/PartnerControls">
-  <documentManagement/>
-</p:properties>
-</file>
-
-<file path=customXml/item2.xml><?xml version="1.0" encoding="utf-8"?>
-<?mso-contentType ?>
-<FormTemplates xmlns="http://schemas.microsoft.com/sharepoint/v3/contenttype/forms">
-  <Display>DocumentLibraryForm</Display>
-  <Edit>DocumentLibraryForm</Edit>
-  <New>DocumentLibraryForm</New>
-</FormTemplates>
-</file>
-
-<file path=customXml/item3.xml><?xml version="1.0" encoding="utf-8"?>
 <ct:contentTypeSchema xmlns:ct="http://schemas.microsoft.com/office/2006/metadata/contentType" xmlns:ma="http://schemas.microsoft.com/office/2006/metadata/properties/metaAttributes" ct:_="" ma:_="" ma:contentTypeName="Unknown Document Type" ma:contentTypeID="0x010104" ma:contentTypeVersion="0" ma:contentTypeDescription="" ma:contentTypeScope="" ma:versionID="05d83ceaa0bbd2e3bc716e6e66bd857a">
   <xsd:schema xmlns:xsd="http://www.w3.org/2001/XMLSchema" xmlns:xs="http://www.w3.org/2001/XMLSchema" xmlns:p="http://schemas.microsoft.com/office/2006/metadata/properties" targetNamespace="http://schemas.microsoft.com/office/2006/metadata/properties" ma:root="true" ma:fieldsID="b3d69fe45253d5ff147bb69036b756a7">
     <xsd:element name="properties">
@@ -27540,24 +27731,22 @@
 </ct:contentTypeSchema>
 </file>
 
-<file path=customXml/itemProps1.xml><?xml version="1.0" encoding="utf-8"?>
-<ds:datastoreItem xmlns:ds="http://schemas.openxmlformats.org/officeDocument/2006/customXml" ds:itemID="{8BD5ABB0-8525-4B8D-B429-1A21AB93D0D8}">
-  <ds:schemaRefs>
-    <ds:schemaRef ds:uri="http://schemas.microsoft.com/office/2006/metadata/properties"/>
-    <ds:schemaRef ds:uri="http://schemas.microsoft.com/office/infopath/2007/PartnerControls"/>
-  </ds:schemaRefs>
-</ds:datastoreItem>
+<file path=customXml/item2.xml><?xml version="1.0" encoding="utf-8"?>
+<p:properties xmlns:p="http://schemas.microsoft.com/office/2006/metadata/properties" xmlns:xsi="http://www.w3.org/2001/XMLSchema-instance" xmlns:pc="http://schemas.microsoft.com/office/infopath/2007/PartnerControls">
+  <documentManagement/>
+</p:properties>
 </file>
 
-<file path=customXml/itemProps2.xml><?xml version="1.0" encoding="utf-8"?>
-<ds:datastoreItem xmlns:ds="http://schemas.openxmlformats.org/officeDocument/2006/customXml" ds:itemID="{0AB51502-3190-4229-BB4A-6BE6DE64BECF}">
-  <ds:schemaRefs>
-    <ds:schemaRef ds:uri="http://schemas.microsoft.com/sharepoint/v3/contenttype/forms"/>
-  </ds:schemaRefs>
-</ds:datastoreItem>
+<file path=customXml/item3.xml><?xml version="1.0" encoding="utf-8"?>
+<?mso-contentType ?>
+<FormTemplates xmlns="http://schemas.microsoft.com/sharepoint/v3/contenttype/forms">
+  <Display>DocumentLibraryForm</Display>
+  <Edit>DocumentLibraryForm</Edit>
+  <New>DocumentLibraryForm</New>
+</FormTemplates>
 </file>
 
-<file path=customXml/itemProps3.xml><?xml version="1.0" encoding="utf-8"?>
+<file path=customXml/itemProps1.xml><?xml version="1.0" encoding="utf-8"?>
 <ds:datastoreItem xmlns:ds="http://schemas.openxmlformats.org/officeDocument/2006/customXml" ds:itemID="{9BD34D0D-679A-42ED-93B4-BAA7A03E340D}">
   <ds:schemaRefs>
     <ds:schemaRef ds:uri="http://schemas.microsoft.com/office/2006/metadata/contentType"/>
@@ -27571,4 +27760,21 @@
     <ds:schemaRef ds:uri="http://schemas.microsoft.com/office/infopath/2007/PartnerControls"/>
   </ds:schemaRefs>
 </ds:datastoreItem>
+</file>
+
+<file path=customXml/itemProps2.xml><?xml version="1.0" encoding="utf-8"?>
+<ds:datastoreItem xmlns:ds="http://schemas.openxmlformats.org/officeDocument/2006/customXml" ds:itemID="{8BD5ABB0-8525-4B8D-B429-1A21AB93D0D8}">
+  <ds:schemaRefs>
+    <ds:schemaRef ds:uri="http://schemas.microsoft.com/office/2006/metadata/properties"/>
+    <ds:schemaRef ds:uri="http://schemas.microsoft.com/office/infopath/2007/PartnerControls"/>
+  </ds:schemaRefs>
+</ds:datastoreItem>
+</file>
+
+<file path=customXml/itemProps3.xml><?xml version="1.0" encoding="utf-8"?>
+<ds:datastoreItem xmlns:ds="http://schemas.openxmlformats.org/officeDocument/2006/customXml" ds:itemID="{0AB51502-3190-4229-BB4A-6BE6DE64BECF}">
+  <ds:schemaRefs>
+    <ds:schemaRef ds:uri="http://schemas.microsoft.com/sharepoint/v3/contenttype/forms"/>
+  </ds:schemaRefs>
+</ds:datastoreItem>
 </file>
--- a/CV.docx
+++ b/CV.docx
@@ -9829,7 +9829,7 @@
           <w:iCs/>
           <w:sz w:val="22"/>
         </w:rPr>
-        <w:t xml:space="preserve"> at </w:t>
+        <w:t xml:space="preserve"> </w:t>
       </w:r>
       <w:r>
         <w:rPr>
@@ -9838,7 +9838,25 @@
           <w:iCs/>
           <w:sz w:val="22"/>
         </w:rPr>
-        <w:t>submission</w:t>
+        <w:t>from the</w:t>
+      </w:r>
+      <w:r>
+        <w:rPr>
+          <w:rFonts w:ascii="Garamond" w:hAnsi="Garamond"/>
+          <w:i/>
+          <w:iCs/>
+          <w:sz w:val="22"/>
+        </w:rPr>
+        <w:t xml:space="preserve"> </w:t>
+      </w:r>
+      <w:r>
+        <w:rPr>
+          <w:rFonts w:ascii="Garamond" w:hAnsi="Garamond"/>
+          <w:i/>
+          <w:iCs/>
+          <w:sz w:val="22"/>
+        </w:rPr>
+        <w:t>year of submission</w:t>
       </w:r>
       <w:r>
         <w:rPr>
@@ -10757,7 +10775,61 @@
           <w:iCs/>
           <w:sz w:val="22"/>
         </w:rPr>
-        <w:t>(with impact factors [IFs] at submission)</w:t>
+        <w:t xml:space="preserve">(with impact factors [IFs] </w:t>
+      </w:r>
+      <w:r>
+        <w:rPr>
+          <w:rFonts w:ascii="Garamond" w:hAnsi="Garamond"/>
+          <w:i/>
+          <w:iCs/>
+          <w:sz w:val="22"/>
+        </w:rPr>
+        <w:t xml:space="preserve">] </w:t>
+      </w:r>
+      <w:r>
+        <w:rPr>
+          <w:rFonts w:ascii="Garamond" w:hAnsi="Garamond"/>
+          <w:i/>
+          <w:iCs/>
+          <w:sz w:val="22"/>
+        </w:rPr>
+        <w:t>from the</w:t>
+      </w:r>
+      <w:r>
+        <w:rPr>
+          <w:rFonts w:ascii="Garamond" w:hAnsi="Garamond"/>
+          <w:i/>
+          <w:iCs/>
+          <w:sz w:val="22"/>
+        </w:rPr>
+        <w:t xml:space="preserve"> </w:t>
+      </w:r>
+      <w:r>
+        <w:rPr>
+          <w:rFonts w:ascii="Garamond" w:hAnsi="Garamond"/>
+          <w:i/>
+          <w:iCs/>
+          <w:sz w:val="22"/>
+        </w:rPr>
+        <w:t xml:space="preserve">year of </w:t>
+      </w:r>
+      <w:r>
+        <w:rPr>
+          <w:rFonts w:ascii="Garamond" w:hAnsi="Garamond"/>
+          <w:i/>
+          <w:iCs/>
+          <w:sz w:val="22"/>
+        </w:rPr>
+        <w:t>publication</w:t>
+      </w:r>
+      <w:r>
+        <w:rPr>
+          <w:rFonts w:ascii="Garamond" w:hAnsi="Garamond"/>
+          <w:i/>
+          <w:iCs/>
+          <w:sz w:val="22"/>
+        </w:rPr>
+        <w:t>)</w:t>
       </w:r>
     </w:p>
     <w:tbl>
@@ -27618,6 +27690,15 @@
 </file>
 
 <file path=customXml/item1.xml><?xml version="1.0" encoding="utf-8"?>
+<?mso-contentType ?>
+<FormTemplates xmlns="http://schemas.microsoft.com/sharepoint/v3/contenttype/forms">
+  <Display>DocumentLibraryForm</Display>
+  <Edit>DocumentLibraryForm</Edit>
+  <New>DocumentLibraryForm</New>
+</FormTemplates>
+</file>
+
+<file path=customXml/item2.xml><?xml version="1.0" encoding="utf-8"?>
 <ct:contentTypeSchema xmlns:ct="http://schemas.microsoft.com/office/2006/metadata/contentType" xmlns:ma="http://schemas.microsoft.com/office/2006/metadata/properties/metaAttributes" ct:_="" ma:_="" ma:contentTypeName="Unknown Document Type" ma:contentTypeID="0x010104" ma:contentTypeVersion="0" ma:contentTypeDescription="" ma:contentTypeScope="" ma:versionID="05d83ceaa0bbd2e3bc716e6e66bd857a">
   <xsd:schema xmlns:xsd="http://www.w3.org/2001/XMLSchema" xmlns:xs="http://www.w3.org/2001/XMLSchema" xmlns:p="http://schemas.microsoft.com/office/2006/metadata/properties" targetNamespace="http://schemas.microsoft.com/office/2006/metadata/properties" ma:root="true" ma:fieldsID="b3d69fe45253d5ff147bb69036b756a7">
     <xsd:element name="properties">
@@ -27731,22 +27812,21 @@
 </ct:contentTypeSchema>
 </file>
 
-<file path=customXml/item2.xml><?xml version="1.0" encoding="utf-8"?>
+<file path=customXml/item3.xml><?xml version="1.0" encoding="utf-8"?>
 <p:properties xmlns:p="http://schemas.microsoft.com/office/2006/metadata/properties" xmlns:xsi="http://www.w3.org/2001/XMLSchema-instance" xmlns:pc="http://schemas.microsoft.com/office/infopath/2007/PartnerControls">
   <documentManagement/>
 </p:properties>
 </file>
 
-<file path=customXml/item3.xml><?xml version="1.0" encoding="utf-8"?>
-<?mso-contentType ?>
-<FormTemplates xmlns="http://schemas.microsoft.com/sharepoint/v3/contenttype/forms">
-  <Display>DocumentLibraryForm</Display>
-  <Edit>DocumentLibraryForm</Edit>
-  <New>DocumentLibraryForm</New>
-</FormTemplates>
+<file path=customXml/itemProps1.xml><?xml version="1.0" encoding="utf-8"?>
+<ds:datastoreItem xmlns:ds="http://schemas.openxmlformats.org/officeDocument/2006/customXml" ds:itemID="{0AB51502-3190-4229-BB4A-6BE6DE64BECF}">
+  <ds:schemaRefs>
+    <ds:schemaRef ds:uri="http://schemas.microsoft.com/sharepoint/v3/contenttype/forms"/>
+  </ds:schemaRefs>
+</ds:datastoreItem>
 </file>
 
-<file path=customXml/itemProps1.xml><?xml version="1.0" encoding="utf-8"?>
+<file path=customXml/itemProps2.xml><?xml version="1.0" encoding="utf-8"?>
 <ds:datastoreItem xmlns:ds="http://schemas.openxmlformats.org/officeDocument/2006/customXml" ds:itemID="{9BD34D0D-679A-42ED-93B4-BAA7A03E340D}">
   <ds:schemaRefs>
     <ds:schemaRef ds:uri="http://schemas.microsoft.com/office/2006/metadata/contentType"/>
@@ -27762,19 +27842,11 @@
 </ds:datastoreItem>
 </file>
 
-<file path=customXml/itemProps2.xml><?xml version="1.0" encoding="utf-8"?>
+<file path=customXml/itemProps3.xml><?xml version="1.0" encoding="utf-8"?>
 <ds:datastoreItem xmlns:ds="http://schemas.openxmlformats.org/officeDocument/2006/customXml" ds:itemID="{8BD5ABB0-8525-4B8D-B429-1A21AB93D0D8}">
   <ds:schemaRefs>
     <ds:schemaRef ds:uri="http://schemas.microsoft.com/office/2006/metadata/properties"/>
     <ds:schemaRef ds:uri="http://schemas.microsoft.com/office/infopath/2007/PartnerControls"/>
   </ds:schemaRefs>
 </ds:datastoreItem>
-</file>
-
-<file path=customXml/itemProps3.xml><?xml version="1.0" encoding="utf-8"?>
-<ds:datastoreItem xmlns:ds="http://schemas.openxmlformats.org/officeDocument/2006/customXml" ds:itemID="{0AB51502-3190-4229-BB4A-6BE6DE64BECF}">
-  <ds:schemaRefs>
-    <ds:schemaRef ds:uri="http://schemas.microsoft.com/sharepoint/v3/contenttype/forms"/>
-  </ds:schemaRefs>
-</ds:datastoreItem>
 </file>
--- a/CV.docx
+++ b/CV.docx
@@ -136,49 +136,35 @@
           <w:rFonts w:ascii="Garamond" w:hAnsi="Garamond"/>
           <w:sz w:val="22"/>
         </w:rPr>
-        <w:t xml:space="preserve"> intelligent wearable sensing systems that reveal age- and disease-related deviations in a person’s neurobehavioral state and provide clinicians with information they can use to guide clinical decisions. </w:t>
+        <w:t xml:space="preserve"> intelligent wearable sensing systems that reveal deviations in a person’s neurobehavioral state and provide clinicians with information they can use to guide clinical decisions. </w:t>
       </w:r>
       <w:r>
         <w:rPr>
           <w:rFonts w:ascii="Garamond" w:hAnsi="Garamond"/>
           <w:sz w:val="22"/>
         </w:rPr>
-        <w:t>As a</w:t>
+        <w:t>I focus on gait and balance dysfunction in healthy and pathological aging</w:t>
       </w:r>
       <w:r>
         <w:rPr>
           <w:rFonts w:ascii="Garamond" w:hAnsi="Garamond"/>
           <w:sz w:val="22"/>
         </w:rPr>
-        <w:t xml:space="preserve"> clinician</w:t>
+        <w:t xml:space="preserve">. Specifically, my </w:t>
       </w:r>
       <w:r>
         <w:rPr>
           <w:rFonts w:ascii="Garamond" w:hAnsi="Garamond"/>
           <w:sz w:val="22"/>
         </w:rPr>
-        <w:t>-</w:t>
+        <w:t>work</w:t>
       </w:r>
       <w:r>
         <w:rPr>
           <w:rFonts w:ascii="Garamond" w:hAnsi="Garamond"/>
           <w:sz w:val="22"/>
         </w:rPr>
-        <w:t xml:space="preserve">informatician, I focus on gait and balance </w:t>
-      </w:r>
-      <w:r>
-        <w:rPr>
-          <w:rFonts w:ascii="Garamond" w:hAnsi="Garamond"/>
-          <w:sz w:val="22"/>
-        </w:rPr>
-        <w:t>dysfunctions</w:t>
-      </w:r>
-      <w:r>
-        <w:rPr>
-          <w:rFonts w:ascii="Garamond" w:hAnsi="Garamond"/>
-          <w:sz w:val="22"/>
-        </w:rPr>
-        <w:t xml:space="preserve">. Specifically, my research encompasses </w:t>
+        <w:t xml:space="preserve"> encompasses </w:t>
       </w:r>
       <w:r>
         <w:rPr>
@@ -2302,15 +2288,23 @@
                 <w:sz w:val="22"/>
                 <w:szCs w:val="21"/>
               </w:rPr>
-              <w:t>nning application wi</w:t>
-            </w:r>
-            <w:r>
-              <w:rPr>
-                <w:rFonts w:ascii="Garamond" w:hAnsi="Garamond"/>
-                <w:sz w:val="22"/>
-                <w:szCs w:val="21"/>
-              </w:rPr>
-              <w:t>thdrawn)</w:t>
+              <w:t xml:space="preserve">nning application </w:t>
+            </w:r>
+            <w:r>
+              <w:rPr>
+                <w:rFonts w:ascii="Garamond" w:hAnsi="Garamond"/>
+                <w:sz w:val="22"/>
+                <w:szCs w:val="21"/>
+              </w:rPr>
+              <w:t>retracted</w:t>
+            </w:r>
+            <w:r>
+              <w:rPr>
+                <w:rFonts w:ascii="Garamond" w:hAnsi="Garamond"/>
+                <w:sz w:val="22"/>
+                <w:szCs w:val="21"/>
+              </w:rPr>
+              <w:t>)</w:t>
             </w:r>
           </w:p>
         </w:tc>
@@ -10811,16 +10805,7 @@
           <w:iCs/>
           <w:sz w:val="22"/>
         </w:rPr>
-        <w:t xml:space="preserve">year of </w:t>
-      </w:r>
-      <w:r>
-        <w:rPr>
-          <w:rFonts w:ascii="Garamond" w:hAnsi="Garamond"/>
-          <w:i/>
-          <w:iCs/>
-          <w:sz w:val="22"/>
-        </w:rPr>
-        <w:t>publication</w:t>
+        <w:t>year of publication</w:t>
       </w:r>
       <w:r>
         <w:rPr>
@@ -20059,13 +20044,6 @@
           <w:p>
             <w:pPr>
               <w:spacing w:before="0" w:after="40" w:line="240" w:lineRule="auto"/>
-              <w:rPr>
-                <w:rFonts w:ascii="Garamond" w:hAnsi="Garamond"/>
-                <w:b/>
-                <w:bCs/>
-                <w:sz w:val="22"/>
-                <w:szCs w:val="21"/>
-              </w:rPr>
             </w:pPr>
             <w:hyperlink r:id="rId63" w:history="1">
               <w:r>
@@ -20076,8 +20054,87 @@
                   <w:szCs w:val="21"/>
                   <w:u w:val="none"/>
                 </w:rPr>
-                <w:t>Funded Research</w:t>
+                <w:t>KPE PhD Candidate Cyrille Mvomo Awarded Prestigious Parkinson Canada Graduate Student Award</w:t>
               </w:r>
+            </w:hyperlink>
+          </w:p>
+        </w:tc>
+        <w:tc>
+          <w:tcPr>
+            <w:tcW w:w="2000" w:type="dxa"/>
+          </w:tcPr>
+          <w:p>
+            <w:pPr>
+              <w:spacing w:before="0" w:after="40" w:line="240" w:lineRule="auto"/>
+              <w:jc w:val="right"/>
+              <w:rPr>
+                <w:rFonts w:ascii="Garamond" w:hAnsi="Garamond"/>
+                <w:sz w:val="22"/>
+                <w:szCs w:val="21"/>
+              </w:rPr>
+            </w:pPr>
+            <w:r>
+              <w:rPr>
+                <w:rFonts w:ascii="Garamond" w:hAnsi="Garamond"/>
+                <w:sz w:val="22"/>
+                <w:szCs w:val="21"/>
+              </w:rPr>
+              <w:t>McGill News</w:t>
+            </w:r>
+          </w:p>
+        </w:tc>
+      </w:tr>
+      <w:tr>
+        <w:trPr>
+          <w:trHeight w:val="66"/>
+        </w:trPr>
+        <w:tc>
+          <w:tcPr>
+            <w:tcW w:w="1206" w:type="dxa"/>
+            <w:tcBorders>
+              <w:right w:val="single" w:sz="12" w:space="0" w:color="A6A6A6" w:themeColor="background1" w:themeShade="A6"/>
+            </w:tcBorders>
+          </w:tcPr>
+          <w:p>
+            <w:pPr>
+              <w:spacing w:before="0" w:after="40" w:line="240" w:lineRule="auto"/>
+              <w:jc w:val="right"/>
+              <w:rPr>
+                <w:rFonts w:ascii="Garamond" w:hAnsi="Garamond"/>
+                <w:sz w:val="22"/>
+                <w:szCs w:val="21"/>
+              </w:rPr>
+            </w:pPr>
+            <w:r>
+              <w:rPr>
+                <w:rFonts w:ascii="Garamond" w:hAnsi="Garamond"/>
+                <w:sz w:val="22"/>
+                <w:szCs w:val="21"/>
+              </w:rPr>
+              <w:t>2026</w:t>
+            </w:r>
+          </w:p>
+        </w:tc>
+        <w:tc>
+          <w:tcPr>
+            <w:tcW w:w="6982" w:type="dxa"/>
+            <w:gridSpan w:val="2"/>
+            <w:tcBorders>
+              <w:left w:val="single" w:sz="12" w:space="0" w:color="A6A6A6" w:themeColor="background1" w:themeShade="A6"/>
+            </w:tcBorders>
+          </w:tcPr>
+          <w:p>
+            <w:pPr>
+              <w:spacing w:before="0" w:after="40" w:line="240" w:lineRule="auto"/>
+              <w:rPr>
+                <w:rFonts w:ascii="Garamond" w:hAnsi="Garamond"/>
+                <w:b/>
+                <w:bCs/>
+                <w:sz w:val="22"/>
+                <w:szCs w:val="21"/>
+              </w:rPr>
+            </w:pPr>
+            <w:hyperlink r:id="rId64" w:history="1">
               <w:r>
                 <w:rPr>
                   <w:rStyle w:val="Hyperlink"/>
@@ -20086,7 +20143,7 @@
                   <w:szCs w:val="21"/>
                   <w:u w:val="none"/>
                 </w:rPr>
-                <w:t xml:space="preserve"> – 2026 Research competition</w:t>
+                <w:t>KPE PhD Candidate Cyrille Mvomo Awarded Prestigious FRQS Doctoral Scholarship</w:t>
               </w:r>
             </w:hyperlink>
           </w:p>
@@ -20111,7 +20168,7 @@
                 <w:sz w:val="22"/>
                 <w:szCs w:val="21"/>
               </w:rPr>
-              <w:t>Parkinson Canada</w:t>
+              <w:t>McGill News</w:t>
             </w:r>
           </w:p>
         </w:tc>
@@ -20158,13 +20215,95 @@
           <w:p>
             <w:pPr>
               <w:spacing w:before="0" w:after="40" w:line="240" w:lineRule="auto"/>
-              <w:rPr>
-                <w:rFonts w:ascii="Garamond" w:hAnsi="Garamond"/>
-                <w:sz w:val="22"/>
-                <w:szCs w:val="21"/>
-              </w:rPr>
-            </w:pPr>
-            <w:hyperlink r:id="rId64" w:history="1">
+            </w:pPr>
+            <w:hyperlink r:id="rId65" w:history="1">
+              <w:r>
+                <w:rPr>
+                  <w:rStyle w:val="Hyperlink"/>
+                  <w:rFonts w:ascii="Garamond" w:hAnsi="Garamond" w:cstheme="minorBidi"/>
+                  <w:sz w:val="22"/>
+                  <w:szCs w:val="21"/>
+                  <w:u w:val="none"/>
+                </w:rPr>
+                <w:t>Funded Research – 2026 Research competition</w:t>
+              </w:r>
+            </w:hyperlink>
+          </w:p>
+        </w:tc>
+        <w:tc>
+          <w:tcPr>
+            <w:tcW w:w="2000" w:type="dxa"/>
+          </w:tcPr>
+          <w:p>
+            <w:pPr>
+              <w:spacing w:before="0" w:after="40" w:line="240" w:lineRule="auto"/>
+              <w:jc w:val="right"/>
+              <w:rPr>
+                <w:rFonts w:ascii="Garamond" w:hAnsi="Garamond"/>
+                <w:sz w:val="22"/>
+                <w:szCs w:val="21"/>
+              </w:rPr>
+            </w:pPr>
+            <w:r>
+              <w:rPr>
+                <w:rFonts w:ascii="Garamond" w:hAnsi="Garamond"/>
+                <w:sz w:val="22"/>
+                <w:szCs w:val="21"/>
+              </w:rPr>
+              <w:t>Parkinson Canada</w:t>
+            </w:r>
+          </w:p>
+        </w:tc>
+      </w:tr>
+      <w:tr>
+        <w:trPr>
+          <w:trHeight w:val="66"/>
+        </w:trPr>
+        <w:tc>
+          <w:tcPr>
+            <w:tcW w:w="1206" w:type="dxa"/>
+            <w:tcBorders>
+              <w:right w:val="single" w:sz="12" w:space="0" w:color="A6A6A6" w:themeColor="background1" w:themeShade="A6"/>
+            </w:tcBorders>
+          </w:tcPr>
+          <w:p>
+            <w:pPr>
+              <w:spacing w:before="0" w:after="40" w:line="240" w:lineRule="auto"/>
+              <w:jc w:val="right"/>
+              <w:rPr>
+                <w:rFonts w:ascii="Garamond" w:hAnsi="Garamond"/>
+                <w:sz w:val="22"/>
+                <w:szCs w:val="21"/>
+              </w:rPr>
+            </w:pPr>
+            <w:r>
+              <w:rPr>
+                <w:rFonts w:ascii="Garamond" w:hAnsi="Garamond"/>
+                <w:sz w:val="22"/>
+                <w:szCs w:val="21"/>
+              </w:rPr>
+              <w:t>2026</w:t>
+            </w:r>
+          </w:p>
+        </w:tc>
+        <w:tc>
+          <w:tcPr>
+            <w:tcW w:w="6982" w:type="dxa"/>
+            <w:gridSpan w:val="2"/>
+            <w:tcBorders>
+              <w:left w:val="single" w:sz="12" w:space="0" w:color="A6A6A6" w:themeColor="background1" w:themeShade="A6"/>
+            </w:tcBorders>
+          </w:tcPr>
+          <w:p>
+            <w:pPr>
+              <w:spacing w:before="0" w:after="40" w:line="240" w:lineRule="auto"/>
+              <w:rPr>
+                <w:rFonts w:ascii="Garamond" w:hAnsi="Garamond"/>
+                <w:sz w:val="22"/>
+                <w:szCs w:val="21"/>
+              </w:rPr>
+            </w:pPr>
+            <w:hyperlink r:id="rId66" w:history="1">
               <w:r>
                 <w:rPr>
                   <w:rStyle w:val="Hyperlink"/>
@@ -20250,7 +20389,7 @@
                 <w:szCs w:val="21"/>
               </w:rPr>
             </w:pPr>
-            <w:hyperlink r:id="rId65" w:history="1">
+            <w:hyperlink r:id="rId67" w:history="1">
               <w:r>
                 <w:rPr>
                   <w:rStyle w:val="Hyperlink"/>
@@ -20317,15 +20456,7 @@
                 <w:sz w:val="22"/>
                 <w:szCs w:val="21"/>
               </w:rPr>
-              <w:t>202</w:t>
-            </w:r>
-            <w:r>
-              <w:rPr>
-                <w:rFonts w:ascii="Garamond" w:hAnsi="Garamond"/>
-                <w:sz w:val="22"/>
-                <w:szCs w:val="21"/>
-              </w:rPr>
-              <w:t>4</w:t>
+              <w:t>2024</w:t>
             </w:r>
           </w:p>
         </w:tc>
@@ -20345,7 +20476,7 @@
                 <w:szCs w:val="21"/>
               </w:rPr>
             </w:pPr>
-            <w:hyperlink r:id="rId66" w:history="1">
+            <w:hyperlink r:id="rId68" w:history="1">
               <w:r>
                 <w:rPr>
                   <w:rStyle w:val="Hyperlink"/>
@@ -20380,15 +20511,7 @@
                 <w:sz w:val="22"/>
                 <w:szCs w:val="21"/>
               </w:rPr>
-              <w:t>CRIR</w:t>
-            </w:r>
-            <w:r>
-              <w:rPr>
-                <w:rFonts w:ascii="Garamond" w:hAnsi="Garamond"/>
-                <w:sz w:val="22"/>
-                <w:szCs w:val="21"/>
-              </w:rPr>
-              <w:t xml:space="preserve"> News</w:t>
+              <w:t>CRIR News</w:t>
             </w:r>
           </w:p>
         </w:tc>
@@ -22094,6 +22217,7 @@
                 <w:sz w:val="22"/>
                 <w:szCs w:val="21"/>
               </w:rPr>
+              <w:lastRenderedPageBreak/>
               <w:t>202</w:t>
             </w:r>
             <w:r>
@@ -22128,6 +22252,7 @@
                 <w:sz w:val="22"/>
                 <w:szCs w:val="21"/>
               </w:rPr>
+              <w:lastRenderedPageBreak/>
               <w:t>SciLearn Orientation Workshop</w:t>
             </w:r>
             <w:r>
@@ -22172,6 +22297,7 @@
                 <w:sz w:val="22"/>
                 <w:szCs w:val="21"/>
               </w:rPr>
+              <w:lastRenderedPageBreak/>
               <w:t xml:space="preserve">Workshop aimed at providing </w:t>
             </w:r>
             <w:r>
@@ -22224,6 +22350,7 @@
                 <w:sz w:val="22"/>
                 <w:szCs w:val="21"/>
               </w:rPr>
+              <w:lastRenderedPageBreak/>
               <w:t xml:space="preserve">Fall </w:t>
             </w:r>
           </w:p>
@@ -22373,16 +22500,7 @@
                 <w:sz w:val="22"/>
                 <w:szCs w:val="21"/>
               </w:rPr>
-              <w:t xml:space="preserve">Winter </w:t>
-            </w:r>
-            <w:r>
-              <w:rPr>
-                <w:rFonts w:ascii="Garamond" w:hAnsi="Garamond"/>
-                <w:sz w:val="22"/>
-                <w:szCs w:val="21"/>
-              </w:rPr>
-              <w:lastRenderedPageBreak/>
-              <w:t>2025</w:t>
+              <w:t>Winter 2025</w:t>
             </w:r>
           </w:p>
         </w:tc>
@@ -22408,7 +22526,6 @@
                 <w:sz w:val="22"/>
                 <w:szCs w:val="21"/>
               </w:rPr>
-              <w:lastRenderedPageBreak/>
               <w:t>SciLearn Workshop “Prep for Finals,” McGill University, Facilitator (with H. Sweatman)</w:t>
             </w:r>
           </w:p>
@@ -22429,7 +22546,6 @@
                 <w:sz w:val="22"/>
                 <w:szCs w:val="21"/>
               </w:rPr>
-              <w:lastRenderedPageBreak/>
               <w:t>Workshop aimed at providing undergraduate science students with basic knowledge of neuroeducation for the finals.</w:t>
             </w:r>
           </w:p>
@@ -22462,7 +22578,6 @@
                 <w:sz w:val="22"/>
                 <w:szCs w:val="21"/>
               </w:rPr>
-              <w:lastRenderedPageBreak/>
               <w:t>Winter 2025</w:t>
             </w:r>
           </w:p>
@@ -24369,6 +24484,7 @@
                 <w:sz w:val="22"/>
                 <w:szCs w:val="21"/>
               </w:rPr>
+              <w:lastRenderedPageBreak/>
               <w:t>Training to become next-generation science faculty through lectures/workshops on science education and faculty mentoring.</w:t>
             </w:r>
           </w:p>
@@ -24401,6 +24517,7 @@
                 <w:sz w:val="22"/>
                 <w:szCs w:val="21"/>
               </w:rPr>
+              <w:lastRenderedPageBreak/>
               <w:t>2024</w:t>
             </w:r>
           </w:p>
@@ -24525,7 +24642,6 @@
                 <w:sz w:val="22"/>
                 <w:szCs w:val="21"/>
               </w:rPr>
-              <w:lastRenderedPageBreak/>
               <w:t>Training in integrating sex and gender considerations into health research design, methods, analysis, and interpretation.</w:t>
             </w:r>
           </w:p>
@@ -24558,7 +24674,6 @@
                 <w:sz w:val="22"/>
                 <w:szCs w:val="21"/>
               </w:rPr>
-              <w:lastRenderedPageBreak/>
               <w:t>2023</w:t>
             </w:r>
           </w:p>
@@ -25539,7 +25654,7 @@
                 <w:sz w:val="22"/>
               </w:rPr>
             </w:pPr>
-            <w:hyperlink r:id="rId67" w:history="1">
+            <w:hyperlink r:id="rId69" w:history="1">
               <w:r>
                 <w:rPr>
                   <w:rStyle w:val="Hyperlink"/>
@@ -25668,7 +25783,7 @@
                 <w:lang w:val="fr-CA"/>
               </w:rPr>
             </w:pPr>
-            <w:hyperlink r:id="rId68" w:history="1">
+            <w:hyperlink r:id="rId70" w:history="1">
               <w:r>
                 <w:rPr>
                   <w:rStyle w:val="Hyperlink"/>
@@ -25756,7 +25871,7 @@
                 <w:sz w:val="22"/>
               </w:rPr>
             </w:pPr>
-            <w:hyperlink r:id="rId69" w:history="1">
+            <w:hyperlink r:id="rId71" w:history="1">
               <w:r>
                 <w:rPr>
                   <w:rStyle w:val="Hyperlink"/>
@@ -25840,7 +25955,7 @@
                 <w:sz w:val="22"/>
               </w:rPr>
             </w:pPr>
-            <w:hyperlink r:id="rId70" w:history="1">
+            <w:hyperlink r:id="rId72" w:history="1">
               <w:r>
                 <w:rPr>
                   <w:rStyle w:val="Hyperlink"/>
@@ -25872,8 +25987,8 @@
       </w:pPr>
     </w:p>
     <w:sectPr>
-      <w:footerReference w:type="even" r:id="rId71"/>
-      <w:footerReference w:type="default" r:id="rId72"/>
+      <w:footerReference w:type="even" r:id="rId73"/>
+      <w:footerReference w:type="default" r:id="rId74"/>
       <w:pgSz w:w="12240" w:h="15840"/>
       <w:pgMar w:top="1134" w:right="1134" w:bottom="1134" w:left="1134" w:header="340" w:footer="709" w:gutter="0"/>
       <w:cols w:space="708"/>
@@ -27690,15 +27805,6 @@
 </file>
 
 <file path=customXml/item1.xml><?xml version="1.0" encoding="utf-8"?>
-<?mso-contentType ?>
-<FormTemplates xmlns="http://schemas.microsoft.com/sharepoint/v3/contenttype/forms">
-  <Display>DocumentLibraryForm</Display>
-  <Edit>DocumentLibraryForm</Edit>
-  <New>DocumentLibraryForm</New>
-</FormTemplates>
-</file>
-
-<file path=customXml/item2.xml><?xml version="1.0" encoding="utf-8"?>
 <ct:contentTypeSchema xmlns:ct="http://schemas.microsoft.com/office/2006/metadata/contentType" xmlns:ma="http://schemas.microsoft.com/office/2006/metadata/properties/metaAttributes" ct:_="" ma:_="" ma:contentTypeName="Unknown Document Type" ma:contentTypeID="0x010104" ma:contentTypeVersion="0" ma:contentTypeDescription="" ma:contentTypeScope="" ma:versionID="05d83ceaa0bbd2e3bc716e6e66bd857a">
   <xsd:schema xmlns:xsd="http://www.w3.org/2001/XMLSchema" xmlns:xs="http://www.w3.org/2001/XMLSchema" xmlns:p="http://schemas.microsoft.com/office/2006/metadata/properties" targetNamespace="http://schemas.microsoft.com/office/2006/metadata/properties" ma:root="true" ma:fieldsID="b3d69fe45253d5ff147bb69036b756a7">
     <xsd:element name="properties">
@@ -27812,21 +27918,22 @@
 </ct:contentTypeSchema>
 </file>
 
-<file path=customXml/item3.xml><?xml version="1.0" encoding="utf-8"?>
+<file path=customXml/item2.xml><?xml version="1.0" encoding="utf-8"?>
 <p:properties xmlns:p="http://schemas.microsoft.com/office/2006/metadata/properties" xmlns:xsi="http://www.w3.org/2001/XMLSchema-instance" xmlns:pc="http://schemas.microsoft.com/office/infopath/2007/PartnerControls">
   <documentManagement/>
 </p:properties>
 </file>
 
-<file path=customXml/itemProps1.xml><?xml version="1.0" encoding="utf-8"?>
-<ds:datastoreItem xmlns:ds="http://schemas.openxmlformats.org/officeDocument/2006/customXml" ds:itemID="{0AB51502-3190-4229-BB4A-6BE6DE64BECF}">
-  <ds:schemaRefs>
-    <ds:schemaRef ds:uri="http://schemas.microsoft.com/sharepoint/v3/contenttype/forms"/>
-  </ds:schemaRefs>
-</ds:datastoreItem>
+<file path=customXml/item3.xml><?xml version="1.0" encoding="utf-8"?>
+<?mso-contentType ?>
+<FormTemplates xmlns="http://schemas.microsoft.com/sharepoint/v3/contenttype/forms">
+  <Display>DocumentLibraryForm</Display>
+  <Edit>DocumentLibraryForm</Edit>
+  <New>DocumentLibraryForm</New>
+</FormTemplates>
 </file>
 
-<file path=customXml/itemProps2.xml><?xml version="1.0" encoding="utf-8"?>
+<file path=customXml/itemProps1.xml><?xml version="1.0" encoding="utf-8"?>
 <ds:datastoreItem xmlns:ds="http://schemas.openxmlformats.org/officeDocument/2006/customXml" ds:itemID="{9BD34D0D-679A-42ED-93B4-BAA7A03E340D}">
   <ds:schemaRefs>
     <ds:schemaRef ds:uri="http://schemas.microsoft.com/office/2006/metadata/contentType"/>
@@ -27842,11 +27949,19 @@
 </ds:datastoreItem>
 </file>
 
-<file path=customXml/itemProps3.xml><?xml version="1.0" encoding="utf-8"?>
+<file path=customXml/itemProps2.xml><?xml version="1.0" encoding="utf-8"?>
 <ds:datastoreItem xmlns:ds="http://schemas.openxmlformats.org/officeDocument/2006/customXml" ds:itemID="{8BD5ABB0-8525-4B8D-B429-1A21AB93D0D8}">
   <ds:schemaRefs>
     <ds:schemaRef ds:uri="http://schemas.microsoft.com/office/2006/metadata/properties"/>
     <ds:schemaRef ds:uri="http://schemas.microsoft.com/office/infopath/2007/PartnerControls"/>
   </ds:schemaRefs>
 </ds:datastoreItem>
+</file>
+
+<file path=customXml/itemProps3.xml><?xml version="1.0" encoding="utf-8"?>
+<ds:datastoreItem xmlns:ds="http://schemas.openxmlformats.org/officeDocument/2006/customXml" ds:itemID="{0AB51502-3190-4229-BB4A-6BE6DE64BECF}">
+  <ds:schemaRefs>
+    <ds:schemaRef ds:uri="http://schemas.microsoft.com/sharepoint/v3/contenttype/forms"/>
+  </ds:schemaRefs>
+</ds:datastoreItem>
 </file>